--- a/docs/Architecture-and-Reuse-Review.docx
+++ b/docs/Architecture-and-Reuse-Review.docx
@@ -89,7 +89,7 @@
           <w:sz w:val="22"/>
           <w:szCs w:val="22"/>
         </w:rPr>
-        <w:t xml:space="preserve">Revision: main @ 8cfa005 (after pull request #3, the on-device checklist)</w:t>
+        <w:t xml:space="preserve">Revision: updated for the per-app AssistantProfile and the release fixes (branch reusable-core, after main @ 248efe3)</w:t>
       </w:r>
     </w:p>
     <w:p>
@@ -115,7 +115,7 @@
           <w:sz w:val="22"/>
           <w:szCs w:val="22"/>
         </w:rPr>
-        <w:t xml:space="preserve">Method: code survey of all 219 Swift files by six readers, with every reuse verdict re-checked against the imports, access control and code.</w:t>
+        <w:t xml:space="preserve">Method: code survey of every Swift file by six readers, with every reuse verdict re-checked against the imports, access control and code.</w:t>
       </w:r>
     </w:p>
     <w:p>
@@ -364,7 +364,7 @@
         <w:t xml:space="preserve">AlvinAssistant</w:t>
       </w:r>
       <w:r>
-        <w:t xml:space="preserve"> (the app target): SwiftUI screens, voice I/O, device tools, the on-device model host, persistence and settings. 41 files, 8,818 lines, iOS only.</w:t>
+        <w:t xml:space="preserve"> (the app target): SwiftUI screens, voice I/O, device tools, the on-device model host, persistence and settings. 41 files, 8,939 lines, iOS only.</w:t>
       </w:r>
     </w:p>
     <w:p>
@@ -384,7 +384,18 @@
         <w:t xml:space="preserve">AssistantKit</w:t>
       </w:r>
       <w:r>
-        <w:t xml:space="preserve"> (Swift package): everything that isn't iOS-specific. Cloud clients, the tool framework, routing, deep mode, voice turn-taking logic and the planning code the engine uses. 58 files, 8,781 lines, Foundation only, zero dependencies, 520 tests.</w:t>
+        <w:t xml:space="preserve"> (Swift package): everything that isn't iOS-specific. Cloud clients, the tool framework, routing, deep mode, voice turn-taking logic and the planning code the engine uses. 59 files, 8,851 lines, Foundation only, zero dependencies, 527 tests. Next to it, the </w:t>
+      </w:r>
+      <w:r>
+        <w:rPr>
+          <w:rFonts w:ascii="Menlo" w:cs="Menlo" w:eastAsia="Menlo" w:hAnsi="Menlo"/>
+          <w:sz w:val="19"/>
+          <w:szCs w:val="19"/>
+        </w:rPr>
+        <w:t xml:space="preserve">AlvinProfile</w:t>
+      </w:r>
+      <w:r>
+        <w:t xml:space="preserve"> module holds this app's own domain (3 files, 281 lines).</w:t>
       </w:r>
     </w:p>
     <w:p>
@@ -404,7 +415,7 @@
         <w:t xml:space="preserve">LocalEngine</w:t>
       </w:r>
       <w:r>
-        <w:t xml:space="preserve"> (Swift package): an on-device LLM engine on Apple's MLX, with session reuse, speculative decoding and native tool calls. 44 files, 8,394 lines, 239 tests.</w:t>
+        <w:t xml:space="preserve"> (Swift package): an on-device LLM engine on Apple's MLX, with session reuse, speculative decoding and native tool calls. 44 files, 8,227 lines, 239 tests.</w:t>
       </w:r>
     </w:p>
     <w:p>
@@ -443,7 +454,7 @@
         <w:t xml:space="preserve">Bottom line.</w:t>
       </w:r>
       <w:r>
-        <w:t xml:space="preserve"> AssistantKit can go into any iOS 17+ app today, unchanged. LocalEngine can too, provided the host app meets its setup requirements: Xcode 26.4+, the Metal Toolchain, exact MLX versions, the increased-memory-limit entitlement, and GPU lifecycle hooks it must supply. The most valuable app-layer pieces are tied to this app's settings, singletons and SwiftData models: the on-device model host, the voice I/O and the device tools. Extract them into packages when a second app needs them. Before sharing the code beyond your own apps, add a LICENSE and a privacy manifest.</w:t>
+        <w:t xml:space="preserve"> AssistantKit can go into any iOS 17+ app today, unchanged. LocalEngine can too, provided the host app meets its setup requirements: Xcode 26.4+, the Metal Toolchain, exact MLX versions, the increased-memory-limit entitlement, and GPU lifecycle hooks it must supply. The most valuable app-layer pieces are tied to this app's settings, singletons and SwiftData models: the on-device model host, the voice I/O and the device tools. Extract them into packages when a second app needs them. Before sharing the code beyond your own apps, add a LICENSE.</w:t>
       </w:r>
     </w:p>
     <w:p>
@@ -1433,7 +1444,7 @@
         <w:t xml:space="preserve">AssistantKit is a genuine drop-in.</w:t>
       </w:r>
       <w:r>
-        <w:t xml:space="preserve"> Every one of its 58 files imports only Foundation. It has no singletons, no persistence and no </w:t>
+        <w:t xml:space="preserve"> Every one of its 59 files imports only Foundation. It has no singletons, no persistence and no </w:t>
       </w:r>
       <w:r>
         <w:rPr>
@@ -1444,7 +1455,7 @@
         <w:t xml:space="preserve">@MainActor</w:t>
       </w:r>
       <w:r>
-        <w:t xml:space="preserve"> code, and it even builds on Linux. What you'd change are texts and heuristics: the app persona in </w:t>
+        <w:t xml:space="preserve"> code, and it even builds on Linux. An app describes its own domain in one </w:t>
       </w:r>
       <w:r>
         <w:rPr>
@@ -1452,10 +1463,10 @@
           <w:sz w:val="19"/>
           <w:szCs w:val="19"/>
         </w:rPr>
-        <w:t xml:space="preserve">PromptBuilder</w:t>
-      </w:r>
-      <w:r>
-        <w:t xml:space="preserve">, "iPhone" and "Settings" in messages, and English/Chinese phrase tables.</w:t>
+        <w:t xml:space="preserve">AssistantProfile</w:t>
+      </w:r>
+      <w:r>
+        <w:t xml:space="preserve"> value: the persona, the on-device prompt lines, the words that ask for its tools, what a reply claiming an action sounds like, and on-device call guards (section 12.6). What's left to change is "iPhone" and "Settings" in a few messages, and the English/Chinese voice heuristics.</w:t>
       </w:r>
     </w:p>
     <w:p>
@@ -1599,40 +1610,7 @@
         <w:spacing w:after="60"/>
       </w:pPr>
       <w:r>
-        <w:t xml:space="preserve">no </w:t>
-      </w:r>
-      <w:r>
-        <w:rPr>
-          <w:rFonts w:ascii="Menlo" w:cs="Menlo" w:eastAsia="Menlo" w:hAnsi="Menlo"/>
-          <w:sz w:val="19"/>
-          <w:szCs w:val="19"/>
-        </w:rPr>
-        <w:t xml:space="preserve">PrivacyInfo.xcprivacy</w:t>
-      </w:r>
-      <w:r>
-        <w:t xml:space="preserve">, although the code uses required-reason APIs such as </w:t>
-      </w:r>
-      <w:r>
-        <w:rPr>
-          <w:rFonts w:ascii="Menlo" w:cs="Menlo" w:eastAsia="Menlo" w:hAnsi="Menlo"/>
-          <w:sz w:val="19"/>
-          <w:szCs w:val="19"/>
-        </w:rPr>
-        <w:t xml:space="preserve">ProcessInfo.systemUptime</w:t>
-      </w:r>
-      <w:r>
-        <w:t xml:space="preserve">, </w:t>
-      </w:r>
-      <w:r>
-        <w:rPr>
-          <w:rFonts w:ascii="Menlo" w:cs="Menlo" w:eastAsia="Menlo" w:hAnsi="Menlo"/>
-          <w:sz w:val="19"/>
-          <w:szCs w:val="19"/>
-        </w:rPr>
-        <w:t xml:space="preserve">UserDefaults</w:t>
-      </w:r>
-      <w:r>
-        <w:t xml:space="preserve"> and file timestamps;</w:t>
+        <w:t xml:space="preserve">multi-GB model downloads from Hugging Face at an unpinned revision;</w:t>
       </w:r>
     </w:p>
     <w:p>
@@ -1645,7 +1623,18 @@
         <w:spacing w:after="60"/>
       </w:pPr>
       <w:r>
-        <w:t xml:space="preserve">multi-GB model downloads from Hugging Face at an unpinned revision.</w:t>
+        <w:t xml:space="preserve">each reusing app needs its own </w:t>
+      </w:r>
+      <w:r>
+        <w:rPr>
+          <w:rFonts w:ascii="Menlo" w:cs="Menlo" w:eastAsia="Menlo" w:hAnsi="Menlo"/>
+          <w:sz w:val="19"/>
+          <w:szCs w:val="19"/>
+        </w:rPr>
+        <w:t xml:space="preserve">PrivacyInfo.xcprivacy</w:t>
+      </w:r>
+      <w:r>
+        <w:t xml:space="preserve">; this app's lists the required-reason APIs the packages use.</w:t>
       </w:r>
     </w:p>
     <w:p>
@@ -1665,7 +1654,7 @@
         <w:t xml:space="preserve">The app layer has no tests.</w:t>
       </w:r>
       <w:r>
-        <w:t xml:space="preserve"> That covers the voice session, on-device host and device tools. The packages have 759 tests between them.</w:t>
+        <w:t xml:space="preserve"> That covers the voice session, on-device host and device tools. The packages have 766 tests between them.</w:t>
       </w:r>
     </w:p>
     <w:p>
@@ -2467,7 +2456,7 @@
                 <w:sz w:val="18"/>
                 <w:szCs w:val="18"/>
               </w:rPr>
-              <w:t xml:space="preserve"> events, providers, PromptBuilder, settings · </w:t>
+              <w:t xml:space="preserve"> events, providers, AssistantProfile, PromptBuilder, settings · </w:t>
             </w:r>
             <w:r>
               <w:rPr>
@@ -2595,7 +2584,23 @@
                 <w:sz w:val="18"/>
                 <w:szCs w:val="18"/>
               </w:rPr>
-              <w:t xml:space="preserve"> model catalog, benchmark</w:t>
+              <w:t xml:space="preserve"> model catalog, benchmark · </w:t>
+            </w:r>
+            <w:r>
+              <w:rPr>
+                <w:b/>
+                <w:bCs/>
+                <w:sz w:val="18"/>
+                <w:szCs w:val="18"/>
+              </w:rPr>
+              <w:t xml:space="preserve">AlvinProfile</w:t>
+            </w:r>
+            <w:r>
+              <w:rPr>
+                <w:sz w:val="18"/>
+                <w:szCs w:val="18"/>
+              </w:rPr>
+              <w:t xml:space="preserve"> (separate module) this app's profile</w:t>
             </w:r>
           </w:p>
         </w:tc>
@@ -2992,7 +2997,7 @@
                 <w:sz w:val="18"/>
                 <w:szCs w:val="18"/>
               </w:rPr>
-              <w:t xml:space="preserve">8,818</w:t>
+              <w:t xml:space="preserve">8,939</w:t>
             </w:r>
           </w:p>
         </w:tc>
@@ -3093,7 +3098,7 @@
                 <w:sz w:val="18"/>
                 <w:szCs w:val="18"/>
               </w:rPr>
-              <w:t xml:space="preserve">58</w:t>
+              <w:t xml:space="preserve">59</w:t>
             </w:r>
           </w:p>
         </w:tc>
@@ -3117,7 +3122,7 @@
                 <w:sz w:val="18"/>
                 <w:szCs w:val="18"/>
               </w:rPr>
-              <w:t xml:space="preserve">8,781</w:t>
+              <w:t xml:space="preserve">8,851</w:t>
             </w:r>
           </w:p>
         </w:tc>
@@ -3141,7 +3146,7 @@
                 <w:sz w:val="18"/>
                 <w:szCs w:val="18"/>
               </w:rPr>
-              <w:t xml:space="preserve">520 XCTest methods (9,941 lines)</w:t>
+              <w:t xml:space="preserve">527 XCTest methods (10,086 lines)</w:t>
             </w:r>
           </w:p>
         </w:tc>
@@ -3194,7 +3199,7 @@
                 <w:sz w:val="18"/>
                 <w:szCs w:val="18"/>
               </w:rPr>
-              <w:t xml:space="preserve">LocalEngine</w:t>
+              <w:t xml:space="preserve">AlvinProfile (this app's profile)</w:t>
             </w:r>
           </w:p>
         </w:tc>
@@ -3218,7 +3223,7 @@
                 <w:sz w:val="18"/>
                 <w:szCs w:val="18"/>
               </w:rPr>
-              <w:t xml:space="preserve">44</w:t>
+              <w:t xml:space="preserve">3</w:t>
             </w:r>
           </w:p>
         </w:tc>
@@ -3242,7 +3247,7 @@
                 <w:sz w:val="18"/>
                 <w:szCs w:val="18"/>
               </w:rPr>
-              <w:t xml:space="preserve">8,394</w:t>
+              <w:t xml:space="preserve">281</w:t>
             </w:r>
           </w:p>
         </w:tc>
@@ -3266,7 +3271,7 @@
                 <w:sz w:val="18"/>
                 <w:szCs w:val="18"/>
               </w:rPr>
-              <w:t xml:space="preserve">214 unit + 25 integration</w:t>
+              <w:t xml:space="preserve">Through AssistantKit's tests</w:t>
             </w:r>
           </w:p>
         </w:tc>
@@ -3290,7 +3295,7 @@
                 <w:sz w:val="18"/>
                 <w:szCs w:val="18"/>
               </w:rPr>
-              <w:t xml:space="preserve">4, pinned exactly</w:t>
+              <w:t xml:space="preserve">AssistantKit</w:t>
             </w:r>
           </w:p>
         </w:tc>
@@ -3319,7 +3324,7 @@
                 <w:sz w:val="18"/>
                 <w:szCs w:val="18"/>
               </w:rPr>
-              <w:t xml:space="preserve">LocalEngineTestSupport</w:t>
+              <w:t xml:space="preserve">LocalEngine</w:t>
             </w:r>
           </w:p>
         </w:tc>
@@ -3343,7 +3348,7 @@
                 <w:sz w:val="18"/>
                 <w:szCs w:val="18"/>
               </w:rPr>
-              <w:t xml:space="preserve">8</w:t>
+              <w:t xml:space="preserve">44</w:t>
             </w:r>
           </w:p>
         </w:tc>
@@ -3367,7 +3372,7 @@
                 <w:sz w:val="18"/>
                 <w:szCs w:val="18"/>
               </w:rPr>
-              <w:t xml:space="preserve">1,193</w:t>
+              <w:t xml:space="preserve">8,227</w:t>
             </w:r>
           </w:p>
         </w:tc>
@@ -3391,7 +3396,7 @@
                 <w:sz w:val="18"/>
                 <w:szCs w:val="18"/>
               </w:rPr>
-              <w:t xml:space="preserve">Test helpers (imports XCTest)</w:t>
+              <w:t xml:space="preserve">214 unit + 25 integration</w:t>
             </w:r>
           </w:p>
         </w:tc>
@@ -3415,7 +3420,7 @@
                 <w:sz w:val="18"/>
                 <w:szCs w:val="18"/>
               </w:rPr>
-              <w:t xml:space="preserve">—</w:t>
+              <w:t xml:space="preserve">4, pinned exactly</w:t>
             </w:r>
           </w:p>
         </w:tc>
@@ -3444,6 +3449,131 @@
                 <w:sz w:val="18"/>
                 <w:szCs w:val="18"/>
               </w:rPr>
+              <w:t xml:space="preserve">LocalEngineTestSupport</w:t>
+            </w:r>
+          </w:p>
+        </w:tc>
+        <w:tc>
+          <w:tcPr>
+            <w:tcW w:type="dxa" w:w="1100"/>
+            <w:tcMar>
+              <w:top w:type="dxa" w:w="60"/>
+              <w:left w:type="dxa" w:w="100"/>
+              <w:bottom w:type="dxa" w:w="60"/>
+              <w:right w:type="dxa" w:w="100"/>
+            </w:tcMar>
+            <w:vAlign w:val="top"/>
+          </w:tcPr>
+          <w:p>
+            <w:pPr>
+              <w:spacing w:after="20"/>
+            </w:pPr>
+            <w:r>
+              <w:rPr>
+                <w:sz w:val="18"/>
+                <w:szCs w:val="18"/>
+              </w:rPr>
+              <w:t xml:space="preserve">8</w:t>
+            </w:r>
+          </w:p>
+        </w:tc>
+        <w:tc>
+          <w:tcPr>
+            <w:tcW w:type="dxa" w:w="1200"/>
+            <w:tcMar>
+              <w:top w:type="dxa" w:w="60"/>
+              <w:left w:type="dxa" w:w="100"/>
+              <w:bottom w:type="dxa" w:w="60"/>
+              <w:right w:type="dxa" w:w="100"/>
+            </w:tcMar>
+            <w:vAlign w:val="top"/>
+          </w:tcPr>
+          <w:p>
+            <w:pPr>
+              <w:spacing w:after="20"/>
+            </w:pPr>
+            <w:r>
+              <w:rPr>
+                <w:sz w:val="18"/>
+                <w:szCs w:val="18"/>
+              </w:rPr>
+              <w:t xml:space="preserve">1,193</w:t>
+            </w:r>
+          </w:p>
+        </w:tc>
+        <w:tc>
+          <w:tcPr>
+            <w:tcW w:type="dxa" w:w="2526"/>
+            <w:tcMar>
+              <w:top w:type="dxa" w:w="60"/>
+              <w:left w:type="dxa" w:w="100"/>
+              <w:bottom w:type="dxa" w:w="60"/>
+              <w:right w:type="dxa" w:w="100"/>
+            </w:tcMar>
+            <w:vAlign w:val="top"/>
+          </w:tcPr>
+          <w:p>
+            <w:pPr>
+              <w:spacing w:after="20"/>
+            </w:pPr>
+            <w:r>
+              <w:rPr>
+                <w:sz w:val="18"/>
+                <w:szCs w:val="18"/>
+              </w:rPr>
+              <w:t xml:space="preserve">Test helpers (imports XCTest)</w:t>
+            </w:r>
+          </w:p>
+        </w:tc>
+        <w:tc>
+          <w:tcPr>
+            <w:tcW w:type="dxa" w:w="2100"/>
+            <w:tcMar>
+              <w:top w:type="dxa" w:w="60"/>
+              <w:left w:type="dxa" w:w="100"/>
+              <w:bottom w:type="dxa" w:w="60"/>
+              <w:right w:type="dxa" w:w="100"/>
+            </w:tcMar>
+            <w:vAlign w:val="top"/>
+          </w:tcPr>
+          <w:p>
+            <w:pPr>
+              <w:spacing w:after="20"/>
+            </w:pPr>
+            <w:r>
+              <w:rPr>
+                <w:sz w:val="18"/>
+                <w:szCs w:val="18"/>
+              </w:rPr>
+              <w:t xml:space="preserve">—</w:t>
+            </w:r>
+          </w:p>
+        </w:tc>
+      </w:tr>
+      <w:tr>
+        <w:trPr>
+          <w:cantSplit/>
+        </w:trPr>
+        <w:tc>
+          <w:tcPr>
+            <w:tcW w:type="dxa" w:w="2100"/>
+            <w:tcMar>
+              <w:top w:type="dxa" w:w="60"/>
+              <w:left w:type="dxa" w:w="100"/>
+              <w:bottom w:type="dxa" w:w="60"/>
+              <w:right w:type="dxa" w:w="100"/>
+            </w:tcMar>
+            <w:vAlign w:val="top"/>
+          </w:tcPr>
+          <w:p>
+            <w:pPr>
+              <w:spacing w:after="20"/>
+            </w:pPr>
+            <w:r>
+              <w:rPr>
+                <w:sz w:val="18"/>
+                <w:szCs w:val="18"/>
+              </w:rPr>
               <w:t xml:space="preserve">Total, including tests</w:t>
             </w:r>
           </w:p>
@@ -3468,7 +3598,7 @@
                 <w:sz w:val="18"/>
                 <w:szCs w:val="18"/>
               </w:rPr>
-              <w:t xml:space="preserve">219</w:t>
+              <w:t xml:space="preserve">224</w:t>
             </w:r>
           </w:p>
         </w:tc>
@@ -3492,7 +3622,7 @@
                 <w:sz w:val="18"/>
                 <w:szCs w:val="18"/>
               </w:rPr>
-              <w:t xml:space="preserve">45,834</w:t>
+              <w:t xml:space="preserve">46,290</w:t>
             </w:r>
           </w:p>
         </w:tc>
@@ -3516,7 +3646,7 @@
                 <w:sz w:val="18"/>
                 <w:szCs w:val="18"/>
               </w:rPr>
-              <w:t xml:space="preserve">759 package tests</w:t>
+              <w:t xml:space="preserve">766 package tests</w:t>
             </w:r>
           </w:p>
         </w:tc>
@@ -3562,7 +3692,7 @@
         <w:spacing w:after="60"/>
       </w:pPr>
       <w:r>
-        <w:t xml:space="preserve">OnDevice: 2,374 lines (LocalModelHost alone is 1,515)</w:t>
+        <w:t xml:space="preserve">OnDevice: 2,434 lines (LocalModelHost alone is 1,571)</w:t>
       </w:r>
     </w:p>
     <w:p>
@@ -3575,7 +3705,7 @@
         <w:spacing w:after="60"/>
       </w:pPr>
       <w:r>
-        <w:t xml:space="preserve">Voice: 2,248</w:t>
+        <w:t xml:space="preserve">Voice: 2,256</w:t>
       </w:r>
     </w:p>
     <w:p>
@@ -3588,7 +3718,7 @@
         <w:spacing w:after="60"/>
       </w:pPr>
       <w:r>
-        <w:t xml:space="preserve">Views: 1,611</w:t>
+        <w:t xml:space="preserve">Views: 1,644</w:t>
       </w:r>
     </w:p>
     <w:p>
@@ -3640,7 +3770,7 @@
         <w:spacing w:after="60"/>
       </w:pPr>
       <w:r>
-        <w:t xml:space="preserve">App: 71</w:t>
+        <w:t xml:space="preserve">App: 91</w:t>
       </w:r>
     </w:p>
     <w:p>
@@ -4661,7 +4791,7 @@
         <w:t xml:space="preserve">com.alvinang.personalassistant</w:t>
       </w:r>
       <w:r>
-        <w:t xml:space="preserve">. Device family 1,2, so iPad is enabled although the app is iPhone-focused.</w:t>
+        <w:t xml:space="preserve">. Device family 1 (iPhone only).</w:t>
       </w:r>
     </w:p>
     <w:p>
@@ -6108,7 +6238,7 @@
                 <w:sz w:val="18"/>
                 <w:szCs w:val="18"/>
               </w:rPr>
-              <w:t xml:space="preserve">PrivacyInfo.xcprivacy (missing today)</w:t>
+              <w:t xml:space="preserve">PrivacyInfo.xcprivacy</w:t>
             </w:r>
           </w:p>
         </w:tc>
@@ -6183,7 +6313,36 @@
                 <w:sz w:val="18"/>
                 <w:szCs w:val="18"/>
               </w:rPr>
-              <w:t xml:space="preserve">- file timestamps</w:t>
+              <w:t xml:space="preserve">- file timestamps C617.1</w:t>
+            </w:r>
+          </w:p>
+          <w:p>
+            <w:pPr>
+              <w:spacing w:after="20"/>
+            </w:pPr>
+            <w:r>
+              <w:rPr>
+                <w:sz w:val="18"/>
+                <w:szCs w:val="18"/>
+              </w:rPr>
+              <w:t xml:space="preserve">- disk space E174.1 and 85F4.1 (the storage check before a download)</w:t>
+            </w:r>
+          </w:p>
+          <w:p>
+            <w:pPr>
+              <w:spacing w:after="20"/>
+            </w:pPr>
+          </w:p>
+          <w:p>
+            <w:pPr>
+              <w:spacing w:after="20"/>
+            </w:pPr>
+            <w:r>
+              <w:rPr>
+                <w:sz w:val="18"/>
+                <w:szCs w:val="18"/>
+              </w:rPr>
+              <w:t xml:space="preserve">Collected data: other user content (messages sent to the chosen model provider), for app functionality, not linked, no tracking</w:t>
             </w:r>
           </w:p>
         </w:tc>
@@ -6402,7 +6561,7 @@
                 <w:sz w:val="18"/>
                 <w:szCs w:val="18"/>
               </w:rPr>
-              <w:t xml:space="preserve">AssistantKit tests (520), app build for generic iOS; AssistantKit on Linux (informational)</w:t>
+              <w:t xml:space="preserve">AssistantKit tests (527), app build for generic iOS; AssistantKit on Linux (informational)</w:t>
             </w:r>
           </w:p>
         </w:tc>
@@ -7410,7 +7569,7 @@
         <w:spacing w:after="120"/>
       </w:pPr>
       <w:r>
-        <w:t xml:space="preserve">The tests (9,941 lines) are bigger than the code, and CI runs them on every push.</w:t>
+        <w:t xml:space="preserve">The tests (10,086 lines) are bigger than the code, and CI runs them on every push.</w:t>
       </w:r>
     </w:p>
     <w:p>
@@ -8022,7 +8181,7 @@
                 <w:sz w:val="18"/>
                 <w:szCs w:val="18"/>
               </w:rPr>
-              <w:t xml:space="preserve">567</w:t>
+              <w:t xml:space="preserve">662</w:t>
             </w:r>
           </w:p>
         </w:tc>
@@ -8130,6 +8289,21 @@
                 <w:szCs w:val="18"/>
               </w:rPr>
               <w:t xml:space="preserve">, </w:t>
+            </w:r>
+            <w:r>
+              <w:rPr>
+                <w:rFonts w:ascii="Menlo" w:cs="Menlo" w:eastAsia="Menlo" w:hAnsi="Menlo"/>
+                <w:sz w:val="16"/>
+                <w:szCs w:val="16"/>
+              </w:rPr>
+              <w:t xml:space="preserve">AssistantProfile</w:t>
+            </w:r>
+            <w:r>
+              <w:rPr>
+                <w:sz w:val="18"/>
+                <w:szCs w:val="18"/>
+              </w:rPr>
+              <w:t xml:space="preserve"> (the app's domain), </w:t>
             </w:r>
             <w:r>
               <w:rPr>
@@ -8518,7 +8692,7 @@
                 <w:sz w:val="18"/>
                 <w:szCs w:val="18"/>
               </w:rPr>
-              <w:t xml:space="preserve">1,049</w:t>
+              <w:t xml:space="preserve">1,105</w:t>
             </w:r>
           </w:p>
         </w:tc>
@@ -8595,7 +8769,7 @@
                 <w:sz w:val="18"/>
                 <w:szCs w:val="18"/>
               </w:rPr>
-              <w:t xml:space="preserve">, </w:t>
+              <w:t xml:space="preserve"> (both take the app's phrases), </w:t>
             </w:r>
             <w:r>
               <w:rPr>
@@ -8625,25 +8799,25 @@
         <w:tc>
           <w:tcPr>
             <w:tcW w:type="dxa" w:w="1600"/>
-            <w:shd w:fill="FFF2CC" w:color="auto" w:val="clear"/>
-            <w:tcMar>
-              <w:top w:type="dxa" w:w="60"/>
-              <w:left w:type="dxa" w:w="100"/>
-              <w:bottom w:type="dxa" w:w="60"/>
-              <w:right w:type="dxa" w:w="100"/>
-            </w:tcMar>
-            <w:vAlign w:val="top"/>
-          </w:tcPr>
-          <w:p>
-            <w:pPr>
-              <w:spacing w:after="20"/>
-            </w:pPr>
-            <w:r>
-              <w:rPr>
-                <w:sz w:val="18"/>
-                <w:szCs w:val="18"/>
-              </w:rPr>
-              <w:t xml:space="preserve">With changes</w:t>
+            <w:shd w:fill="E2EFDA" w:color="auto" w:val="clear"/>
+            <w:tcMar>
+              <w:top w:type="dxa" w:w="60"/>
+              <w:left w:type="dxa" w:w="100"/>
+              <w:bottom w:type="dxa" w:w="60"/>
+              <w:right w:type="dxa" w:w="100"/>
+            </w:tcMar>
+            <w:vAlign w:val="top"/>
+          </w:tcPr>
+          <w:p>
+            <w:pPr>
+              <w:spacing w:after="20"/>
+            </w:pPr>
+            <w:r>
+              <w:rPr>
+                <w:sz w:val="18"/>
+                <w:szCs w:val="18"/>
+              </w:rPr>
+              <w:t xml:space="preserve">As-is</w:t>
             </w:r>
           </w:p>
         </w:tc>
@@ -9398,7 +9572,7 @@
                 <w:sz w:val="18"/>
                 <w:szCs w:val="18"/>
               </w:rPr>
-              <w:t xml:space="preserve">982</w:t>
+              <w:t xml:space="preserve">894</w:t>
             </w:r>
           </w:p>
         </w:tc>
@@ -9475,7 +9649,7 @@
                 <w:sz w:val="18"/>
                 <w:szCs w:val="18"/>
               </w:rPr>
-              <w:t xml:space="preserve">, </w:t>
+              <w:t xml:space="preserve"> (shared speed scenarios), </w:t>
             </w:r>
             <w:r>
               <w:rPr>
@@ -9484,6 +9658,168 @@
                 <w:szCs w:val="16"/>
               </w:rPr>
               <w:t xml:space="preserve">LocalGenerationStats</w:t>
+            </w:r>
+          </w:p>
+        </w:tc>
+        <w:tc>
+          <w:tcPr>
+            <w:tcW w:type="dxa" w:w="1600"/>
+            <w:shd w:fill="FFF2CC" w:color="auto" w:val="clear"/>
+            <w:tcMar>
+              <w:top w:type="dxa" w:w="60"/>
+              <w:left w:type="dxa" w:w="100"/>
+              <w:bottom w:type="dxa" w:w="60"/>
+              <w:right w:type="dxa" w:w="100"/>
+            </w:tcMar>
+            <w:vAlign w:val="top"/>
+          </w:tcPr>
+          <w:p>
+            <w:pPr>
+              <w:spacing w:after="20"/>
+            </w:pPr>
+            <w:r>
+              <w:rPr>
+                <w:sz w:val="18"/>
+                <w:szCs w:val="18"/>
+              </w:rPr>
+              <w:t xml:space="preserve">With changes</w:t>
+            </w:r>
+          </w:p>
+        </w:tc>
+      </w:tr>
+      <w:tr>
+        <w:trPr>
+          <w:cantSplit/>
+        </w:trPr>
+        <w:tc>
+          <w:tcPr>
+            <w:tcW w:type="dxa" w:w="1500"/>
+            <w:tcMar>
+              <w:top w:type="dxa" w:w="60"/>
+              <w:left w:type="dxa" w:w="100"/>
+              <w:bottom w:type="dxa" w:w="60"/>
+              <w:right w:type="dxa" w:w="100"/>
+            </w:tcMar>
+            <w:vAlign w:val="top"/>
+          </w:tcPr>
+          <w:p>
+            <w:pPr>
+              <w:spacing w:after="20"/>
+            </w:pPr>
+            <w:r>
+              <w:rPr>
+                <w:sz w:val="18"/>
+                <w:szCs w:val="18"/>
+              </w:rPr>
+              <w:t xml:space="preserve">AlvinProfile (separate module)</w:t>
+            </w:r>
+          </w:p>
+        </w:tc>
+        <w:tc>
+          <w:tcPr>
+            <w:tcW w:type="dxa" w:w="700"/>
+            <w:tcMar>
+              <w:top w:type="dxa" w:w="60"/>
+              <w:left w:type="dxa" w:w="100"/>
+              <w:bottom w:type="dxa" w:w="60"/>
+              <w:right w:type="dxa" w:w="100"/>
+            </w:tcMar>
+            <w:vAlign w:val="top"/>
+          </w:tcPr>
+          <w:p>
+            <w:pPr>
+              <w:spacing w:after="20"/>
+            </w:pPr>
+            <w:r>
+              <w:rPr>
+                <w:sz w:val="18"/>
+                <w:szCs w:val="18"/>
+              </w:rPr>
+              <w:t xml:space="preserve">—</w:t>
+            </w:r>
+          </w:p>
+        </w:tc>
+        <w:tc>
+          <w:tcPr>
+            <w:tcW w:type="dxa" w:w="5226"/>
+            <w:tcMar>
+              <w:top w:type="dxa" w:w="60"/>
+              <w:left w:type="dxa" w:w="100"/>
+              <w:bottom w:type="dxa" w:w="60"/>
+              <w:right w:type="dxa" w:w="100"/>
+            </w:tcMar>
+            <w:vAlign w:val="top"/>
+          </w:tcPr>
+          <w:p>
+            <w:pPr>
+              <w:spacing w:after="20"/>
+            </w:pPr>
+            <w:r>
+              <w:rPr>
+                <w:sz w:val="18"/>
+                <w:szCs w:val="18"/>
+              </w:rPr>
+              <w:t xml:space="preserve">This app's </w:t>
+            </w:r>
+            <w:r>
+              <w:rPr>
+                <w:rFonts w:ascii="Menlo" w:cs="Menlo" w:eastAsia="Menlo" w:hAnsi="Menlo"/>
+                <w:sz w:val="16"/>
+                <w:szCs w:val="16"/>
+              </w:rPr>
+              <w:t xml:space="preserve">AssistantProfile</w:t>
+            </w:r>
+            <w:r>
+              <w:rPr>
+                <w:sz w:val="18"/>
+                <w:szCs w:val="18"/>
+              </w:rPr>
+              <w:t xml:space="preserve">: persona, prompt lines, reminder/​calendar/​timer phrases, claim nouns, the </w:t>
+            </w:r>
+            <w:r>
+              <w:rPr>
+                <w:rFonts w:ascii="Menlo" w:cs="Menlo" w:eastAsia="Menlo" w:hAnsi="Menlo"/>
+                <w:sz w:val="16"/>
+                <w:szCs w:val="16"/>
+              </w:rPr>
+              <w:t xml:space="preserve">set_timer</w:t>
+            </w:r>
+            <w:r>
+              <w:rPr>
+                <w:sz w:val="18"/>
+                <w:szCs w:val="18"/>
+              </w:rPr>
+              <w:t xml:space="preserve"> check (</w:t>
+            </w:r>
+            <w:r>
+              <w:rPr>
+                <w:rFonts w:ascii="Menlo" w:cs="Menlo" w:eastAsia="Menlo" w:hAnsi="Menlo"/>
+                <w:sz w:val="16"/>
+                <w:szCs w:val="16"/>
+              </w:rPr>
+              <w:t xml:space="preserve">TimerCheck</w:t>
+            </w:r>
+            <w:r>
+              <w:rPr>
+                <w:sz w:val="18"/>
+                <w:szCs w:val="18"/>
+              </w:rPr>
+              <w:t xml:space="preserve">) and the 12-prompt tool benchmark (</w:t>
+            </w:r>
+            <w:r>
+              <w:rPr>
+                <w:rFonts w:ascii="Menlo" w:cs="Menlo" w:eastAsia="Menlo" w:hAnsi="Menlo"/>
+                <w:sz w:val="16"/>
+                <w:szCs w:val="16"/>
+              </w:rPr>
+              <w:t xml:space="preserve">ToolBenchmark</w:t>
+            </w:r>
+            <w:r>
+              <w:rPr>
+                <w:sz w:val="18"/>
+                <w:szCs w:val="18"/>
+              </w:rPr>
+              <w:t xml:space="preserve">). Only this app links it</w:t>
             </w:r>
           </w:p>
         </w:tc>
@@ -9801,15 +10137,18 @@
         <w:spacing w:after="60"/>
       </w:pPr>
       <w:r>
+        <w:t xml:space="preserve">Write your own </w:t>
+      </w:r>
+      <w:r>
         <w:rPr>
           <w:rFonts w:ascii="Menlo" w:cs="Menlo" w:eastAsia="Menlo" w:hAnsi="Menlo"/>
           <w:sz w:val="19"/>
           <w:szCs w:val="19"/>
         </w:rPr>
-        <w:t xml:space="preserve">PromptBuilder.systemPrompt</w:t>
-      </w:r>
-      <w:r>
-        <w:t xml:space="preserve"> and </w:t>
+        <w:t xml:space="preserve">AssistantProfile</w:t>
+      </w:r>
+      <w:r>
+        <w:t xml:space="preserve"> (section 12.6). The persona, the on-device tool line, the hand-off description, the words that ask for your tools, claim nouns and call guards all come from it; the packages hold no app's domain, and this app's lives in the </w:t>
       </w:r>
       <w:r>
         <w:rPr>
@@ -9817,10 +10156,10 @@
           <w:sz w:val="19"/>
           <w:szCs w:val="19"/>
         </w:rPr>
-        <w:t xml:space="preserve">localSystemPrompt</w:t>
-      </w:r>
-      <w:r>
-        <w:t xml:space="preserve"> carry this app's persona ("…running as an iPhone app") and tool rules. Write your own system prompt.</w:t>
+        <w:t xml:space="preserve">AlvinProfile</w:t>
+      </w:r>
+      <w:r>
+        <w:t xml:space="preserve"> module.</w:t>
       </w:r>
     </w:p>
     <w:p>
@@ -9892,6 +10231,9 @@
         <w:spacing w:after="60"/>
       </w:pPr>
       <w:r>
+        <w:t xml:space="preserve">the shared tables of </w:t>
+      </w:r>
+      <w:r>
         <w:rPr>
           <w:rFonts w:ascii="Menlo" w:cs="Menlo" w:eastAsia="Menlo" w:hAnsi="Menlo"/>
           <w:sz w:val="19"/>
@@ -9900,7 +10242,7 @@
         <w:t xml:space="preserve">IntentClassifier</w:t>
       </w:r>
       <w:r>
-        <w:t xml:space="preserve">, </w:t>
+        <w:t xml:space="preserve"> and </w:t>
       </w:r>
       <w:r>
         <w:rPr>
@@ -9911,7 +10253,7 @@
         <w:t xml:space="preserve">SuccessClaim</w:t>
       </w:r>
       <w:r>
-        <w:t xml:space="preserve">;</w:t>
+        <w:t xml:space="preserve"> (a profile adds to or replaces them);</w:t>
       </w:r>
     </w:p>
     <w:p>
@@ -10057,7 +10399,7 @@
         <w:t xml:space="preserve">AssistantSettings</w:t>
       </w:r>
       <w:r>
-        <w:t xml:space="preserve"> (about 40 fields), </w:t>
+        <w:t xml:space="preserve"> (about 40 fields) and </w:t>
       </w:r>
       <w:r>
         <w:rPr>
@@ -10068,7 +10410,7 @@
         <w:t xml:space="preserve">LocalModelCatalog</w:t>
       </w:r>
       <w:r>
-        <w:t xml:space="preserve"> and </w:t>
+        <w:t xml:space="preserve"> belong to this app. To move them out, first move </w:t>
       </w:r>
       <w:r>
         <w:rPr>
@@ -10076,10 +10418,10 @@
           <w:sz w:val="19"/>
           <w:szCs w:val="19"/>
         </w:rPr>
-        <w:t xml:space="preserve">LocalBenchmark</w:t>
-      </w:r>
-      <w:r>
-        <w:t xml:space="preserve"> belong to this app. To move them out, first move </w:t>
+        <w:t xml:space="preserve">LocalGenerationStats</w:t>
+      </w:r>
+      <w:r>
+        <w:t xml:space="preserve"> and </w:t>
       </w:r>
       <w:r>
         <w:rPr>
@@ -10087,10 +10429,10 @@
           <w:sz w:val="19"/>
           <w:szCs w:val="19"/>
         </w:rPr>
-        <w:t xml:space="preserve">LocalGenerationStats</w:t>
-      </w:r>
-      <w:r>
-        <w:t xml:space="preserve"> and </w:t>
+        <w:t xml:space="preserve">LocalSpeculationMode</w:t>
+      </w:r>
+      <w:r>
+        <w:t xml:space="preserve">, which LocalEngine uses. </w:t>
       </w:r>
       <w:r>
         <w:rPr>
@@ -10098,10 +10440,10 @@
           <w:sz w:val="19"/>
           <w:szCs w:val="19"/>
         </w:rPr>
-        <w:t xml:space="preserve">LocalSpeculationMode</w:t>
-      </w:r>
-      <w:r>
-        <w:t xml:space="preserve">, which LocalEngine uses.</w:t>
+        <w:t xml:space="preserve">LocalBenchmark</w:t>
+      </w:r>
+      <w:r>
+        <w:t xml:space="preserve"> keeps the shared speed scenarios; add your own tool-call scenario next to them.</w:t>
       </w:r>
     </w:p>
     <w:p>
@@ -11572,7 +11914,7 @@
                 <w:sz w:val="18"/>
                 <w:szCs w:val="18"/>
               </w:rPr>
-              <w:t xml:space="preserve">Tool rounds, cloud handoff, </w:t>
+              <w:t xml:space="preserve">Tool rounds, cloud handoff, forced call openings; the call guard, claim guard and context lookups come from the app's </w:t>
             </w:r>
             <w:r>
               <w:rPr>
@@ -11580,39 +11922,32 @@
                 <w:sz w:val="16"/>
                 <w:szCs w:val="16"/>
               </w:rPr>
-              <w:t xml:space="preserve">CallGuard</w:t>
-            </w:r>
-            <w:r>
-              <w:rPr>
-                <w:sz w:val="18"/>
-                <w:szCs w:val="18"/>
-              </w:rPr>
-              <w:t xml:space="preserve"> (timer plausibility), claim guard, forced call openings</w:t>
+              <w:t xml:space="preserve">AssistantProfile</w:t>
             </w:r>
           </w:p>
         </w:tc>
         <w:tc>
           <w:tcPr>
             <w:tcW w:type="dxa" w:w="1700"/>
-            <w:shd w:fill="FFF2CC" w:color="auto" w:val="clear"/>
-            <w:tcMar>
-              <w:top w:type="dxa" w:w="60"/>
-              <w:left w:type="dxa" w:w="100"/>
-              <w:bottom w:type="dxa" w:w="60"/>
-              <w:right w:type="dxa" w:w="100"/>
-            </w:tcMar>
-            <w:vAlign w:val="top"/>
-          </w:tcPr>
-          <w:p>
-            <w:pPr>
-              <w:spacing w:after="20"/>
-            </w:pPr>
-            <w:r>
-              <w:rPr>
-                <w:sz w:val="18"/>
-                <w:szCs w:val="18"/>
-              </w:rPr>
-              <w:t xml:space="preserve">With changes (app tool names, EN/​ZH heuristics)</w:t>
+            <w:shd w:fill="E2EFDA" w:color="auto" w:val="clear"/>
+            <w:tcMar>
+              <w:top w:type="dxa" w:w="60"/>
+              <w:left w:type="dxa" w:w="100"/>
+              <w:bottom w:type="dxa" w:w="60"/>
+              <w:right w:type="dxa" w:w="100"/>
+            </w:tcMar>
+            <w:vAlign w:val="top"/>
+          </w:tcPr>
+          <w:p>
+            <w:pPr>
+              <w:spacing w:after="20"/>
+            </w:pPr>
+            <w:r>
+              <w:rPr>
+                <w:sz w:val="18"/>
+                <w:szCs w:val="18"/>
+              </w:rPr>
+              <w:t xml:space="preserve">As-is</w:t>
             </w:r>
           </w:p>
         </w:tc>
@@ -13553,7 +13888,7 @@
         <w:spacing w:after="120"/>
       </w:pPr>
       <w:r>
-        <w:t xml:space="preserve">At 1,515 lines, </w:t>
+        <w:t xml:space="preserve">At 1,571 lines, </w:t>
       </w:r>
       <w:r>
         <w:rPr>
@@ -13577,7 +13912,7 @@
         <w:spacing w:after="60"/>
       </w:pPr>
       <w:r>
-        <w:t xml:space="preserve">Download from Hugging Face (Wi-Fi only), with progress.</w:t>
+        <w:t xml:space="preserve">Download from Hugging Face (Wi-Fi only), with progress, once it has checked that the model fits in the app's memory and on the iPhone. Settings › Delete downloaded models removes every model and the engine's caches.</w:t>
       </w:r>
     </w:p>
     <w:p>
@@ -15297,7 +15632,7 @@
         <w:t xml:space="preserve">AlvinAssistant/Voice</w:t>
       </w:r>
       <w:r>
-        <w:t xml:space="preserve"> (2,248 lines, no tests):</w:t>
+        <w:t xml:space="preserve"> (2,256 lines, no tests):</w:t>
       </w:r>
     </w:p>
     <w:p>
@@ -17983,7 +18318,7 @@
         <w:t xml:space="preserve">Guards on device:</w:t>
       </w:r>
       <w:r>
-        <w:t xml:space="preserve"> </w:t>
+        <w:t xml:space="preserve"> this app's profile guard (</w:t>
       </w:r>
       <w:r>
         <w:rPr>
@@ -17991,10 +18326,10 @@
           <w:sz w:val="19"/>
           <w:szCs w:val="19"/>
         </w:rPr>
-        <w:t xml:space="preserve">CallGuard</w:t>
-      </w:r>
-      <w:r>
-        <w:t xml:space="preserve"> refuses implausible </w:t>
+        <w:t xml:space="preserve">TimerCheck</w:t>
+      </w:r>
+      <w:r>
+        <w:t xml:space="preserve">) refuses implausible </w:t>
       </w:r>
       <w:r>
         <w:rPr>
@@ -19371,7 +19706,7 @@
         <w:spacing w:after="60"/>
       </w:pPr>
       <w:r>
-        <w:t xml:space="preserve">759 package tests.</w:t>
+        <w:t xml:space="preserve">766 package tests.</w:t>
       </w:r>
     </w:p>
     <w:p>
@@ -20159,7 +20494,7 @@
                 <w:sz w:val="18"/>
                 <w:szCs w:val="18"/>
               </w:rPr>
-              <w:t xml:space="preserve">PromptBuilder</w:t>
+              <w:t xml:space="preserve">PromptBuilder, AssistantProfile</w:t>
             </w:r>
           </w:p>
         </w:tc>
@@ -20190,25 +20525,25 @@
         <w:tc>
           <w:tcPr>
             <w:tcW w:type="dxa" w:w="1200"/>
-            <w:shd w:fill="FFF2CC" w:color="auto" w:val="clear"/>
-            <w:tcMar>
-              <w:top w:type="dxa" w:w="60"/>
-              <w:left w:type="dxa" w:w="100"/>
-              <w:bottom w:type="dxa" w:w="60"/>
-              <w:right w:type="dxa" w:w="100"/>
-            </w:tcMar>
-            <w:vAlign w:val="top"/>
-          </w:tcPr>
-          <w:p>
-            <w:pPr>
-              <w:spacing w:after="20"/>
-            </w:pPr>
-            <w:r>
-              <w:rPr>
-                <w:sz w:val="18"/>
-                <w:szCs w:val="18"/>
-              </w:rPr>
-              <w:t xml:space="preserve">With changes</w:t>
+            <w:shd w:fill="E2EFDA" w:color="auto" w:val="clear"/>
+            <w:tcMar>
+              <w:top w:type="dxa" w:w="60"/>
+              <w:left w:type="dxa" w:w="100"/>
+              <w:bottom w:type="dxa" w:w="60"/>
+              <w:right w:type="dxa" w:w="100"/>
+            </w:tcMar>
+            <w:vAlign w:val="top"/>
+          </w:tcPr>
+          <w:p>
+            <w:pPr>
+              <w:spacing w:after="20"/>
+            </w:pPr>
+            <w:r>
+              <w:rPr>
+                <w:sz w:val="18"/>
+                <w:szCs w:val="18"/>
+              </w:rPr>
+              <w:t xml:space="preserve">As-is</w:t>
             </w:r>
           </w:p>
         </w:tc>
@@ -20256,7 +20591,7 @@
                 <w:sz w:val="18"/>
                 <w:szCs w:val="18"/>
               </w:rPr>
-              <w:t xml:space="preserve">Write your own persona and system prompt</w:t>
+              <w:t xml:space="preserve">Write your own profile</w:t>
             </w:r>
           </w:p>
         </w:tc>
@@ -20694,25 +21029,25 @@
         <w:tc>
           <w:tcPr>
             <w:tcW w:type="dxa" w:w="1200"/>
-            <w:shd w:fill="FFF2CC" w:color="auto" w:val="clear"/>
-            <w:tcMar>
-              <w:top w:type="dxa" w:w="60"/>
-              <w:left w:type="dxa" w:w="100"/>
-              <w:bottom w:type="dxa" w:w="60"/>
-              <w:right w:type="dxa" w:w="100"/>
-            </w:tcMar>
-            <w:vAlign w:val="top"/>
-          </w:tcPr>
-          <w:p>
-            <w:pPr>
-              <w:spacing w:after="20"/>
-            </w:pPr>
-            <w:r>
-              <w:rPr>
-                <w:sz w:val="18"/>
-                <w:szCs w:val="18"/>
-              </w:rPr>
-              <w:t xml:space="preserve">With changes</w:t>
+            <w:shd w:fill="E2EFDA" w:color="auto" w:val="clear"/>
+            <w:tcMar>
+              <w:top w:type="dxa" w:w="60"/>
+              <w:left w:type="dxa" w:w="100"/>
+              <w:bottom w:type="dxa" w:w="60"/>
+              <w:right w:type="dxa" w:w="100"/>
+            </w:tcMar>
+            <w:vAlign w:val="top"/>
+          </w:tcPr>
+          <w:p>
+            <w:pPr>
+              <w:spacing w:after="20"/>
+            </w:pPr>
+            <w:r>
+              <w:rPr>
+                <w:sz w:val="18"/>
+                <w:szCs w:val="18"/>
+              </w:rPr>
+              <w:t xml:space="preserve">As-is</w:t>
             </w:r>
           </w:p>
         </w:tc>
@@ -20736,7 +21071,7 @@
                 <w:sz w:val="18"/>
                 <w:szCs w:val="18"/>
               </w:rPr>
-              <w:t xml:space="preserve">S–M</w:t>
+              <w:t xml:space="preserve">S</w:t>
             </w:r>
           </w:p>
         </w:tc>
@@ -20760,7 +21095,7 @@
                 <w:sz w:val="18"/>
                 <w:szCs w:val="18"/>
               </w:rPr>
-              <w:t xml:space="preserve">Make phrase tables injectable; tune rules for your domain</w:t>
+              <w:t xml:space="preserve">Your action phrases and claim nouns, in your profile</w:t>
             </w:r>
           </w:p>
         </w:tc>
@@ -21167,7 +21502,7 @@
                 <w:sz w:val="18"/>
                 <w:szCs w:val="18"/>
               </w:rPr>
-              <w:t xml:space="preserve">LocalModelCatalog, LocalBenchmark</w:t>
+              <w:t xml:space="preserve">LocalModelCatalog</w:t>
             </w:r>
           </w:p>
         </w:tc>
@@ -21293,7 +21628,7 @@
                 <w:sz w:val="18"/>
                 <w:szCs w:val="18"/>
               </w:rPr>
-              <w:t xml:space="preserve">InferenceEngine and runtime</w:t>
+              <w:t xml:space="preserve">LocalBenchmark</w:t>
             </w:r>
           </w:p>
         </w:tc>
@@ -21317,7 +21652,7 @@
                 <w:sz w:val="18"/>
                 <w:szCs w:val="18"/>
               </w:rPr>
-              <w:t xml:space="preserve">LocalEngine/​Runtime</w:t>
+              <w:t xml:space="preserve">AssistantKit/​OnDevice</w:t>
             </w:r>
           </w:p>
         </w:tc>
@@ -21390,7 +21725,7 @@
                 <w:sz w:val="18"/>
                 <w:szCs w:val="18"/>
               </w:rPr>
-              <w:t xml:space="preserve">Supply EngineHooks (make them required)</w:t>
+              <w:t xml:space="preserve">Add your own tool-call scenario</w:t>
             </w:r>
           </w:p>
         </w:tc>
@@ -21419,7 +21754,7 @@
                 <w:sz w:val="18"/>
                 <w:szCs w:val="18"/>
               </w:rPr>
-              <w:t xml:space="preserve">HybridQwen35 fork</w:t>
+              <w:t xml:space="preserve">AlvinProfile</w:t>
             </w:r>
           </w:p>
         </w:tc>
@@ -21443,32 +21778,32 @@
                 <w:sz w:val="18"/>
                 <w:szCs w:val="18"/>
               </w:rPr>
-              <w:t xml:space="preserve">LocalEngine/​Models</w:t>
+              <w:t xml:space="preserve">AssistantKit/​Sources/​AlvinProfile</w:t>
             </w:r>
           </w:p>
         </w:tc>
         <w:tc>
           <w:tcPr>
             <w:tcW w:type="dxa" w:w="1200"/>
-            <w:shd w:fill="FFF2CC" w:color="auto" w:val="clear"/>
-            <w:tcMar>
-              <w:top w:type="dxa" w:w="60"/>
-              <w:left w:type="dxa" w:w="100"/>
-              <w:bottom w:type="dxa" w:w="60"/>
-              <w:right w:type="dxa" w:w="100"/>
-            </w:tcMar>
-            <w:vAlign w:val="top"/>
-          </w:tcPr>
-          <w:p>
-            <w:pPr>
-              <w:spacing w:after="20"/>
-            </w:pPr>
-            <w:r>
-              <w:rPr>
-                <w:sz w:val="18"/>
-                <w:szCs w:val="18"/>
-              </w:rPr>
-              <w:t xml:space="preserve">With changes</w:t>
+            <w:shd w:fill="EDEDED" w:color="auto" w:val="clear"/>
+            <w:tcMar>
+              <w:top w:type="dxa" w:w="60"/>
+              <w:left w:type="dxa" w:w="100"/>
+              <w:bottom w:type="dxa" w:w="60"/>
+              <w:right w:type="dxa" w:w="100"/>
+            </w:tcMar>
+            <w:vAlign w:val="top"/>
+          </w:tcPr>
+          <w:p>
+            <w:pPr>
+              <w:spacing w:after="20"/>
+            </w:pPr>
+            <w:r>
+              <w:rPr>
+                <w:sz w:val="18"/>
+                <w:szCs w:val="18"/>
+              </w:rPr>
+              <w:t xml:space="preserve">App-specific</w:t>
             </w:r>
           </w:p>
         </w:tc>
@@ -21492,7 +21827,7 @@
                 <w:sz w:val="18"/>
                 <w:szCs w:val="18"/>
               </w:rPr>
-              <w:t xml:space="preserve">M per MLX upgrade</w:t>
+              <w:t xml:space="preserve">—</w:t>
             </w:r>
           </w:p>
         </w:tc>
@@ -21516,7 +21851,7 @@
                 <w:sz w:val="18"/>
                 <w:szCs w:val="18"/>
               </w:rPr>
-              <w:t xml:space="preserve">Keep pins; re-sync and re-test on upgrade</w:t>
+              <w:t xml:space="preserve">Reference for writing your own profile</w:t>
             </w:r>
           </w:p>
         </w:tc>
@@ -21545,7 +21880,7 @@
                 <w:sz w:val="18"/>
                 <w:szCs w:val="18"/>
               </w:rPr>
-              <w:t xml:space="preserve">Speculative decoding, self-test, cost probe</w:t>
+              <w:t xml:space="preserve">InferenceEngine and runtime</w:t>
             </w:r>
           </w:p>
         </w:tc>
@@ -21569,7 +21904,7 @@
                 <w:sz w:val="18"/>
                 <w:szCs w:val="18"/>
               </w:rPr>
-              <w:t xml:space="preserve">LocalEngine/​Speculation, Drafters</w:t>
+              <w:t xml:space="preserve">LocalEngine/​Runtime</w:t>
             </w:r>
           </w:p>
         </w:tc>
@@ -21642,7 +21977,7 @@
                 <w:sz w:val="18"/>
                 <w:szCs w:val="18"/>
               </w:rPr>
-              <w:t xml:space="preserve">Nothing</w:t>
+              <w:t xml:space="preserve">Supply EngineHooks (make them required)</w:t>
             </w:r>
           </w:p>
         </w:tc>
@@ -21671,7 +22006,7 @@
                 <w:sz w:val="18"/>
                 <w:szCs w:val="18"/>
               </w:rPr>
-              <w:t xml:space="preserve">LocalToolLoop</w:t>
+              <w:t xml:space="preserve">HybridQwen35 fork</w:t>
             </w:r>
           </w:p>
         </w:tc>
@@ -21695,7 +22030,7 @@
                 <w:sz w:val="18"/>
                 <w:szCs w:val="18"/>
               </w:rPr>
-              <w:t xml:space="preserve">LocalEngine/​Tools</w:t>
+              <w:t xml:space="preserve">LocalEngine/​Models</w:t>
             </w:r>
           </w:p>
         </w:tc>
@@ -21744,6 +22079,132 @@
                 <w:sz w:val="18"/>
                 <w:szCs w:val="18"/>
               </w:rPr>
+              <w:t xml:space="preserve">M per MLX upgrade</w:t>
+            </w:r>
+          </w:p>
+        </w:tc>
+        <w:tc>
+          <w:tcPr>
+            <w:tcW w:type="dxa" w:w="2526"/>
+            <w:tcMar>
+              <w:top w:type="dxa" w:w="60"/>
+              <w:left w:type="dxa" w:w="100"/>
+              <w:bottom w:type="dxa" w:w="60"/>
+              <w:right w:type="dxa" w:w="100"/>
+            </w:tcMar>
+            <w:vAlign w:val="top"/>
+          </w:tcPr>
+          <w:p>
+            <w:pPr>
+              <w:spacing w:after="20"/>
+            </w:pPr>
+            <w:r>
+              <w:rPr>
+                <w:sz w:val="18"/>
+                <w:szCs w:val="18"/>
+              </w:rPr>
+              <w:t xml:space="preserve">Keep pins; re-sync and re-test on upgrade</w:t>
+            </w:r>
+          </w:p>
+        </w:tc>
+      </w:tr>
+      <w:tr>
+        <w:trPr>
+          <w:cantSplit/>
+        </w:trPr>
+        <w:tc>
+          <w:tcPr>
+            <w:tcW w:type="dxa" w:w="2500"/>
+            <w:tcMar>
+              <w:top w:type="dxa" w:w="60"/>
+              <w:left w:type="dxa" w:w="100"/>
+              <w:bottom w:type="dxa" w:w="60"/>
+              <w:right w:type="dxa" w:w="100"/>
+            </w:tcMar>
+            <w:vAlign w:val="top"/>
+          </w:tcPr>
+          <w:p>
+            <w:pPr>
+              <w:spacing w:after="20"/>
+            </w:pPr>
+            <w:r>
+              <w:rPr>
+                <w:sz w:val="18"/>
+                <w:szCs w:val="18"/>
+              </w:rPr>
+              <w:t xml:space="preserve">Speculative decoding, self-test, cost probe</w:t>
+            </w:r>
+          </w:p>
+        </w:tc>
+        <w:tc>
+          <w:tcPr>
+            <w:tcW w:type="dxa" w:w="1800"/>
+            <w:tcMar>
+              <w:top w:type="dxa" w:w="60"/>
+              <w:left w:type="dxa" w:w="100"/>
+              <w:bottom w:type="dxa" w:w="60"/>
+              <w:right w:type="dxa" w:w="100"/>
+            </w:tcMar>
+            <w:vAlign w:val="top"/>
+          </w:tcPr>
+          <w:p>
+            <w:pPr>
+              <w:spacing w:after="20"/>
+            </w:pPr>
+            <w:r>
+              <w:rPr>
+                <w:sz w:val="18"/>
+                <w:szCs w:val="18"/>
+              </w:rPr>
+              <w:t xml:space="preserve">LocalEngine/​Speculation, Drafters</w:t>
+            </w:r>
+          </w:p>
+        </w:tc>
+        <w:tc>
+          <w:tcPr>
+            <w:tcW w:type="dxa" w:w="1200"/>
+            <w:shd w:fill="E2EFDA" w:color="auto" w:val="clear"/>
+            <w:tcMar>
+              <w:top w:type="dxa" w:w="60"/>
+              <w:left w:type="dxa" w:w="100"/>
+              <w:bottom w:type="dxa" w:w="60"/>
+              <w:right w:type="dxa" w:w="100"/>
+            </w:tcMar>
+            <w:vAlign w:val="top"/>
+          </w:tcPr>
+          <w:p>
+            <w:pPr>
+              <w:spacing w:after="20"/>
+            </w:pPr>
+            <w:r>
+              <w:rPr>
+                <w:sz w:val="18"/>
+                <w:szCs w:val="18"/>
+              </w:rPr>
+              <w:t xml:space="preserve">As-is</w:t>
+            </w:r>
+          </w:p>
+        </w:tc>
+        <w:tc>
+          <w:tcPr>
+            <w:tcW w:type="dxa" w:w="1000"/>
+            <w:tcMar>
+              <w:top w:type="dxa" w:w="60"/>
+              <w:left w:type="dxa" w:w="100"/>
+              <w:bottom w:type="dxa" w:w="60"/>
+              <w:right w:type="dxa" w:w="100"/>
+            </w:tcMar>
+            <w:vAlign w:val="top"/>
+          </w:tcPr>
+          <w:p>
+            <w:pPr>
+              <w:spacing w:after="20"/>
+            </w:pPr>
+            <w:r>
+              <w:rPr>
+                <w:sz w:val="18"/>
+                <w:szCs w:val="18"/>
+              </w:rPr>
               <w:t xml:space="preserve">S</w:t>
             </w:r>
           </w:p>
@@ -21768,7 +22229,133 @@
                 <w:sz w:val="18"/>
                 <w:szCs w:val="18"/>
               </w:rPr>
-              <w:t xml:space="preserve">Pass callGuard .none /​ toolChoice .native, or retune for your tools</w:t>
+              <w:t xml:space="preserve">Nothing</w:t>
+            </w:r>
+          </w:p>
+        </w:tc>
+      </w:tr>
+      <w:tr>
+        <w:trPr>
+          <w:cantSplit/>
+        </w:trPr>
+        <w:tc>
+          <w:tcPr>
+            <w:tcW w:type="dxa" w:w="2500"/>
+            <w:tcMar>
+              <w:top w:type="dxa" w:w="60"/>
+              <w:left w:type="dxa" w:w="100"/>
+              <w:bottom w:type="dxa" w:w="60"/>
+              <w:right w:type="dxa" w:w="100"/>
+            </w:tcMar>
+            <w:vAlign w:val="top"/>
+          </w:tcPr>
+          <w:p>
+            <w:pPr>
+              <w:spacing w:after="20"/>
+            </w:pPr>
+            <w:r>
+              <w:rPr>
+                <w:sz w:val="18"/>
+                <w:szCs w:val="18"/>
+              </w:rPr>
+              <w:t xml:space="preserve">LocalToolLoop</w:t>
+            </w:r>
+          </w:p>
+        </w:tc>
+        <w:tc>
+          <w:tcPr>
+            <w:tcW w:type="dxa" w:w="1800"/>
+            <w:tcMar>
+              <w:top w:type="dxa" w:w="60"/>
+              <w:left w:type="dxa" w:w="100"/>
+              <w:bottom w:type="dxa" w:w="60"/>
+              <w:right w:type="dxa" w:w="100"/>
+            </w:tcMar>
+            <w:vAlign w:val="top"/>
+          </w:tcPr>
+          <w:p>
+            <w:pPr>
+              <w:spacing w:after="20"/>
+            </w:pPr>
+            <w:r>
+              <w:rPr>
+                <w:sz w:val="18"/>
+                <w:szCs w:val="18"/>
+              </w:rPr>
+              <w:t xml:space="preserve">LocalEngine/​Tools</w:t>
+            </w:r>
+          </w:p>
+        </w:tc>
+        <w:tc>
+          <w:tcPr>
+            <w:tcW w:type="dxa" w:w="1200"/>
+            <w:shd w:fill="E2EFDA" w:color="auto" w:val="clear"/>
+            <w:tcMar>
+              <w:top w:type="dxa" w:w="60"/>
+              <w:left w:type="dxa" w:w="100"/>
+              <w:bottom w:type="dxa" w:w="60"/>
+              <w:right w:type="dxa" w:w="100"/>
+            </w:tcMar>
+            <w:vAlign w:val="top"/>
+          </w:tcPr>
+          <w:p>
+            <w:pPr>
+              <w:spacing w:after="20"/>
+            </w:pPr>
+            <w:r>
+              <w:rPr>
+                <w:sz w:val="18"/>
+                <w:szCs w:val="18"/>
+              </w:rPr>
+              <w:t xml:space="preserve">As-is</w:t>
+            </w:r>
+          </w:p>
+        </w:tc>
+        <w:tc>
+          <w:tcPr>
+            <w:tcW w:type="dxa" w:w="1000"/>
+            <w:tcMar>
+              <w:top w:type="dxa" w:w="60"/>
+              <w:left w:type="dxa" w:w="100"/>
+              <w:bottom w:type="dxa" w:w="60"/>
+              <w:right w:type="dxa" w:w="100"/>
+            </w:tcMar>
+            <w:vAlign w:val="top"/>
+          </w:tcPr>
+          <w:p>
+            <w:pPr>
+              <w:spacing w:after="20"/>
+            </w:pPr>
+            <w:r>
+              <w:rPr>
+                <w:sz w:val="18"/>
+                <w:szCs w:val="18"/>
+              </w:rPr>
+              <w:t xml:space="preserve">S</w:t>
+            </w:r>
+          </w:p>
+        </w:tc>
+        <w:tc>
+          <w:tcPr>
+            <w:tcW w:type="dxa" w:w="2526"/>
+            <w:tcMar>
+              <w:top w:type="dxa" w:w="60"/>
+              <w:left w:type="dxa" w:w="100"/>
+              <w:bottom w:type="dxa" w:w="60"/>
+              <w:right w:type="dxa" w:w="100"/>
+            </w:tcMar>
+            <w:vAlign w:val="top"/>
+          </w:tcPr>
+          <w:p>
+            <w:pPr>
+              <w:spacing w:after="20"/>
+            </w:pPr>
+            <w:r>
+              <w:rPr>
+                <w:sz w:val="18"/>
+                <w:szCs w:val="18"/>
+              </w:rPr>
+              <w:t xml:space="preserve">Pass your profile</w:t>
             </w:r>
           </w:p>
         </w:tc>
@@ -24555,7 +25142,7 @@
         <w:t xml:space="preserve">ToolRunner(registry:lenientInput: true)</w:t>
       </w:r>
       <w:r>
-        <w:t xml:space="preserve">. Pass </w:t>
+        <w:t xml:space="preserve"> and your profile (</w:t>
       </w:r>
       <w:r>
         <w:rPr>
@@ -24563,10 +25150,21 @@
           <w:sz w:val="19"/>
           <w:szCs w:val="19"/>
         </w:rPr>
-        <w:t xml:space="preserve">callGuard: .none</w:t>
-      </w:r>
-      <w:r>
-        <w:t xml:space="preserve"> unless you write guards for your own tools.</w:t>
+        <w:t xml:space="preserve">profile: .app</w:t>
+      </w:r>
+      <w:r>
+        <w:t xml:space="preserve">), and build the system prompt with </w:t>
+      </w:r>
+      <w:r>
+        <w:rPr>
+          <w:rFonts w:ascii="Menlo" w:cs="Menlo" w:eastAsia="Menlo" w:hAnsi="Menlo"/>
+          <w:sz w:val="19"/>
+          <w:szCs w:val="19"/>
+        </w:rPr>
+        <w:t xml:space="preserve">PromptBuilder.localSystemPrompt(base:handoffAvailable:profile:)</w:t>
+      </w:r>
+      <w:r>
+        <w:t xml:space="preserve">.</w:t>
       </w:r>
     </w:p>
     <w:p>
@@ -24869,7 +25467,1184 @@
         <w:pStyle w:val="Heading2"/>
       </w:pPr>
       <w:r>
-        <w:t xml:space="preserve">12.6 Checklist for the new app</w:t>
+        <w:t xml:space="preserve">12.6 Recipe E: describe your app (AssistantProfile)</w:t>
+      </w:r>
+    </w:p>
+    <w:p>
+      <w:pPr>
+        <w:spacing w:after="120"/>
+      </w:pPr>
+      <w:r>
+        <w:t xml:space="preserve">AssistantKit and LocalEngine know nothing about any app's domain. Everything that does, from the persona to the words that ask for a tool, lives in one </w:t>
+      </w:r>
+      <w:r>
+        <w:rPr>
+          <w:rFonts w:ascii="Menlo" w:cs="Menlo" w:eastAsia="Menlo" w:hAnsi="Menlo"/>
+          <w:sz w:val="19"/>
+          <w:szCs w:val="19"/>
+        </w:rPr>
+        <w:t xml:space="preserve">AssistantProfile</w:t>
+      </w:r>
+      <w:r>
+        <w:t xml:space="preserve"> value that the app builds in its own code. Every field has a neutral default, so a profile names only what differs. This app's profile is the </w:t>
+      </w:r>
+      <w:r>
+        <w:rPr>
+          <w:rFonts w:ascii="Menlo" w:cs="Menlo" w:eastAsia="Menlo" w:hAnsi="Menlo"/>
+          <w:sz w:val="19"/>
+          <w:szCs w:val="19"/>
+        </w:rPr>
+        <w:t xml:space="preserve">AlvinProfile</w:t>
+      </w:r>
+      <w:r>
+        <w:t xml:space="preserve"> module, selected in </w:t>
+      </w:r>
+      <w:r>
+        <w:rPr>
+          <w:rFonts w:ascii="Menlo" w:cs="Menlo" w:eastAsia="Menlo" w:hAnsi="Menlo"/>
+          <w:sz w:val="19"/>
+          <w:szCs w:val="19"/>
+        </w:rPr>
+        <w:t xml:space="preserve">AppSetup.swift</w:t>
+      </w:r>
+      <w:r>
+        <w:t xml:space="preserve">.</w:t>
+      </w:r>
+    </w:p>
+    <w:p>
+      <w:pPr>
+        <w:shd w:fill="F3F3F3" w:color="auto" w:val="clear"/>
+        <w:spacing w:after="0" w:before="80" w:line="260"/>
+        <w:ind w:left="120" w:right="120"/>
+      </w:pPr>
+      <w:r>
+        <w:rPr>
+          <w:rFonts w:ascii="Menlo" w:cs="Menlo" w:eastAsia="Menlo" w:hAnsi="Menlo"/>
+          <w:sz w:val="17"/>
+          <w:szCs w:val="17"/>
+        </w:rPr>
+        <w:t xml:space="preserve">import AssistantKit</w:t>
+      </w:r>
+    </w:p>
+    <w:p>
+      <w:pPr>
+        <w:shd w:fill="F3F3F3" w:color="auto" w:val="clear"/>
+        <w:spacing w:after="0" w:before="0" w:line="260"/>
+        <w:ind w:left="120" w:right="120"/>
+      </w:pPr>
+      <w:r>
+        <w:rPr>
+          <w:rFonts w:ascii="Menlo" w:cs="Menlo" w:eastAsia="Menlo" w:hAnsi="Menlo"/>
+          <w:sz w:val="17"/>
+          <w:szCs w:val="17"/>
+        </w:rPr>
+        <w:t xml:space="preserve"> </w:t>
+      </w:r>
+    </w:p>
+    <w:p>
+      <w:pPr>
+        <w:shd w:fill="F3F3F3" w:color="auto" w:val="clear"/>
+        <w:spacing w:after="0" w:before="0" w:line="260"/>
+        <w:ind w:left="120" w:right="120"/>
+      </w:pPr>
+      <w:r>
+        <w:rPr>
+          <w:rFonts w:ascii="Menlo" w:cs="Menlo" w:eastAsia="Menlo" w:hAnsi="Menlo"/>
+          <w:sz w:val="17"/>
+          <w:szCs w:val="17"/>
+        </w:rPr>
+        <w:t xml:space="preserve">extension AssistantProfile {</w:t>
+      </w:r>
+    </w:p>
+    <w:p>
+      <w:pPr>
+        <w:shd w:fill="F3F3F3" w:color="auto" w:val="clear"/>
+        <w:spacing w:after="0" w:before="0" w:line="260"/>
+        <w:ind w:left="120" w:right="120"/>
+      </w:pPr>
+      <w:r>
+        <w:rPr>
+          <w:rFonts w:ascii="Menlo" w:cs="Menlo" w:eastAsia="Menlo" w:hAnsi="Menlo"/>
+          <w:sz w:val="17"/>
+          <w:szCs w:val="17"/>
+        </w:rPr>
+        <w:t xml:space="preserve">    static let app = AssistantProfile(</w:t>
+      </w:r>
+    </w:p>
+    <w:p>
+      <w:pPr>
+        <w:shd w:fill="F3F3F3" w:color="auto" w:val="clear"/>
+        <w:spacing w:after="0" w:before="0" w:line="260"/>
+        <w:ind w:left="120" w:right="120"/>
+      </w:pPr>
+      <w:r>
+        <w:rPr>
+          <w:rFonts w:ascii="Menlo" w:cs="Menlo" w:eastAsia="Menlo" w:hAnsi="Menlo"/>
+          <w:sz w:val="17"/>
+          <w:szCs w:val="17"/>
+        </w:rPr>
+        <w:t xml:space="preserve">        persona: { name in</w:t>
+      </w:r>
+    </w:p>
+    <w:p>
+      <w:pPr>
+        <w:shd w:fill="F3F3F3" w:color="auto" w:val="clear"/>
+        <w:spacing w:after="0" w:before="0" w:line="260"/>
+        <w:ind w:left="120" w:right="120"/>
+      </w:pPr>
+      <w:r>
+        <w:rPr>
+          <w:rFonts w:ascii="Menlo" w:cs="Menlo" w:eastAsia="Menlo" w:hAnsi="Menlo"/>
+          <w:sz w:val="17"/>
+          <w:szCs w:val="17"/>
+        </w:rPr>
+        <w:t xml:space="preserve">            let owner = name.isEmpty ? "" : " for \(name)"</w:t>
+      </w:r>
+    </w:p>
+    <w:p>
+      <w:pPr>
+        <w:shd w:fill="F3F3F3" w:color="auto" w:val="clear"/>
+        <w:spacing w:after="0" w:before="0" w:line="260"/>
+        <w:ind w:left="120" w:right="120"/>
+      </w:pPr>
+      <w:r>
+        <w:rPr>
+          <w:rFonts w:ascii="Menlo" w:cs="Menlo" w:eastAsia="Menlo" w:hAnsi="Menlo"/>
+          <w:sz w:val="17"/>
+          <w:szCs w:val="17"/>
+        </w:rPr>
+        <w:t xml:space="preserve">            return "You are a friendly travel guide\(owner) in a trip app."</w:t>
+      </w:r>
+    </w:p>
+    <w:p>
+      <w:pPr>
+        <w:shd w:fill="F3F3F3" w:color="auto" w:val="clear"/>
+        <w:spacing w:after="0" w:before="0" w:line="260"/>
+        <w:ind w:left="120" w:right="120"/>
+      </w:pPr>
+      <w:r>
+        <w:rPr>
+          <w:rFonts w:ascii="Menlo" w:cs="Menlo" w:eastAsia="Menlo" w:hAnsi="Menlo"/>
+          <w:sz w:val="17"/>
+          <w:szCs w:val="17"/>
+        </w:rPr>
+        <w:t xml:space="preserve">        },</w:t>
+      </w:r>
+    </w:p>
+    <w:p>
+      <w:pPr>
+        <w:shd w:fill="F3F3F3" w:color="auto" w:val="clear"/>
+        <w:spacing w:after="0" w:before="0" w:line="260"/>
+        <w:ind w:left="120" w:right="120"/>
+      </w:pPr>
+      <w:r>
+        <w:rPr>
+          <w:rFonts w:ascii="Menlo" w:cs="Menlo" w:eastAsia="Menlo" w:hAnsi="Menlo"/>
+          <w:sz w:val="17"/>
+          <w:szCs w:val="17"/>
+        </w:rPr>
+        <w:t xml:space="preserve">        localToolHint: "Use your tools to open trips and plan each day.",</w:t>
+      </w:r>
+    </w:p>
+    <w:p>
+      <w:pPr>
+        <w:shd w:fill="F3F3F3" w:color="auto" w:val="clear"/>
+        <w:spacing w:after="0" w:before="0" w:line="260"/>
+        <w:ind w:left="120" w:right="120"/>
+      </w:pPr>
+      <w:r>
+        <w:rPr>
+          <w:rFonts w:ascii="Menlo" w:cs="Menlo" w:eastAsia="Menlo" w:hAnsi="Menlo"/>
+          <w:sz w:val="17"/>
+          <w:szCs w:val="17"/>
+        </w:rPr>
+        <w:t xml:space="preserve">        intents: IntentClassifier(</w:t>
+      </w:r>
+    </w:p>
+    <w:p>
+      <w:pPr>
+        <w:shd w:fill="F3F3F3" w:color="auto" w:val="clear"/>
+        <w:spacing w:after="0" w:before="0" w:line="260"/>
+        <w:ind w:left="120" w:right="120"/>
+      </w:pPr>
+      <w:r>
+        <w:rPr>
+          <w:rFonts w:ascii="Menlo" w:cs="Menlo" w:eastAsia="Menlo" w:hAnsi="Menlo"/>
+          <w:sz w:val="17"/>
+          <w:szCs w:val="17"/>
+        </w:rPr>
+        <w:t xml:space="preserve">            actionPhrases: ["my trip", "itinerary", "add to day",</w:t>
+      </w:r>
+    </w:p>
+    <w:p>
+      <w:pPr>
+        <w:shd w:fill="F3F3F3" w:color="auto" w:val="clear"/>
+        <w:spacing w:after="0" w:before="0" w:line="260"/>
+        <w:ind w:left="120" w:right="120"/>
+      </w:pPr>
+      <w:r>
+        <w:rPr>
+          <w:rFonts w:ascii="Menlo" w:cs="Menlo" w:eastAsia="Menlo" w:hAnsi="Menlo"/>
+          <w:sz w:val="17"/>
+          <w:szCs w:val="17"/>
+        </w:rPr>
+        <w:t xml:space="preserve">                            "flight", "行程"],</w:t>
+      </w:r>
+    </w:p>
+    <w:p>
+      <w:pPr>
+        <w:shd w:fill="F3F3F3" w:color="auto" w:val="clear"/>
+        <w:spacing w:after="0" w:before="0" w:line="260"/>
+        <w:ind w:left="120" w:right="120"/>
+      </w:pPr>
+      <w:r>
+        <w:rPr>
+          <w:rFonts w:ascii="Menlo" w:cs="Menlo" w:eastAsia="Menlo" w:hAnsi="Menlo"/>
+          <w:sz w:val="17"/>
+          <w:szCs w:val="17"/>
+        </w:rPr>
+        <w:t xml:space="preserve">            // Flights are this app's own action, not a web search.</w:t>
+      </w:r>
+    </w:p>
+    <w:p>
+      <w:pPr>
+        <w:shd w:fill="F3F3F3" w:color="auto" w:val="clear"/>
+        <w:spacing w:after="0" w:before="0" w:line="260"/>
+        <w:ind w:left="120" w:right="120"/>
+      </w:pPr>
+      <w:r>
+        <w:rPr>
+          <w:rFonts w:ascii="Menlo" w:cs="Menlo" w:eastAsia="Menlo" w:hAnsi="Menlo"/>
+          <w:sz w:val="17"/>
+          <w:szCs w:val="17"/>
+        </w:rPr>
+        <w:t xml:space="preserve">            freshFactsPhrases: IntentClassifier.freshFactsPhrases</w:t>
+      </w:r>
+    </w:p>
+    <w:p>
+      <w:pPr>
+        <w:shd w:fill="F3F3F3" w:color="auto" w:val="clear"/>
+        <w:spacing w:after="0" w:before="0" w:line="260"/>
+        <w:ind w:left="120" w:right="120"/>
+      </w:pPr>
+      <w:r>
+        <w:rPr>
+          <w:rFonts w:ascii="Menlo" w:cs="Menlo" w:eastAsia="Menlo" w:hAnsi="Menlo"/>
+          <w:sz w:val="17"/>
+          <w:szCs w:val="17"/>
+        </w:rPr>
+        <w:t xml:space="preserve">                .filter { $0 != "flight" }),</w:t>
+      </w:r>
+    </w:p>
+    <w:p>
+      <w:pPr>
+        <w:shd w:fill="F3F3F3" w:color="auto" w:val="clear"/>
+        <w:spacing w:after="0" w:before="0" w:line="260"/>
+        <w:ind w:left="120" w:right="120"/>
+      </w:pPr>
+      <w:r>
+        <w:rPr>
+          <w:rFonts w:ascii="Menlo" w:cs="Menlo" w:eastAsia="Menlo" w:hAnsi="Menlo"/>
+          <w:sz w:val="17"/>
+          <w:szCs w:val="17"/>
+        </w:rPr>
+        <w:t xml:space="preserve">        claims: SuccessClaim(nouns: ["trip", "itinerary"]))</w:t>
+      </w:r>
+    </w:p>
+    <w:p>
+      <w:pPr>
+        <w:shd w:fill="F3F3F3" w:color="auto" w:val="clear"/>
+        <w:spacing w:after="0" w:before="0" w:line="260"/>
+        <w:ind w:left="120" w:right="120"/>
+      </w:pPr>
+      <w:r>
+        <w:rPr>
+          <w:rFonts w:ascii="Menlo" w:cs="Menlo" w:eastAsia="Menlo" w:hAnsi="Menlo"/>
+          <w:sz w:val="17"/>
+          <w:szCs w:val="17"/>
+        </w:rPr>
+        <w:t xml:space="preserve">}</w:t>
+      </w:r>
+    </w:p>
+    <w:p>
+      <w:pPr>
+        <w:shd w:fill="F3F3F3" w:color="auto" w:val="clear"/>
+        <w:spacing w:after="0" w:before="0" w:line="260"/>
+        <w:ind w:left="120" w:right="120"/>
+      </w:pPr>
+      <w:r>
+        <w:rPr>
+          <w:rFonts w:ascii="Menlo" w:cs="Menlo" w:eastAsia="Menlo" w:hAnsi="Menlo"/>
+          <w:sz w:val="17"/>
+          <w:szCs w:val="17"/>
+        </w:rPr>
+        <w:t xml:space="preserve"> </w:t>
+      </w:r>
+    </w:p>
+    <w:p>
+      <w:pPr>
+        <w:shd w:fill="F3F3F3" w:color="auto" w:val="clear"/>
+        <w:spacing w:after="0" w:before="0" w:line="260"/>
+        <w:ind w:left="120" w:right="120"/>
+      </w:pPr>
+      <w:r>
+        <w:rPr>
+          <w:rFonts w:ascii="Menlo" w:cs="Menlo" w:eastAsia="Menlo" w:hAnsi="Menlo"/>
+          <w:sz w:val="17"/>
+          <w:szCs w:val="17"/>
+        </w:rPr>
+        <w:t xml:space="preserve">let system = PromptBuilder.systemPrompt(</w:t>
+      </w:r>
+    </w:p>
+    <w:p>
+      <w:pPr>
+        <w:shd w:fill="F3F3F3" w:color="auto" w:val="clear"/>
+        <w:spacing w:after="0" w:before="0" w:line="260"/>
+        <w:ind w:left="120" w:right="120"/>
+      </w:pPr>
+      <w:r>
+        <w:rPr>
+          <w:rFonts w:ascii="Menlo" w:cs="Menlo" w:eastAsia="Menlo" w:hAnsi="Menlo"/>
+          <w:sz w:val="17"/>
+          <w:szCs w:val="17"/>
+        </w:rPr>
+        <w:t xml:space="preserve">    userName: name, customInstructions: notes, profile: .app)</w:t>
+      </w:r>
+    </w:p>
+    <w:p>
+      <w:pPr>
+        <w:shd w:fill="F3F3F3" w:color="auto" w:val="clear"/>
+        <w:spacing w:after="0" w:before="0" w:line="260"/>
+        <w:ind w:left="120" w:right="120"/>
+      </w:pPr>
+      <w:r>
+        <w:rPr>
+          <w:rFonts w:ascii="Menlo" w:cs="Menlo" w:eastAsia="Menlo" w:hAnsi="Menlo"/>
+          <w:sz w:val="17"/>
+          <w:szCs w:val="17"/>
+        </w:rPr>
+        <w:t xml:space="preserve">let decider = RouteDecider(classifier: AssistantProfile.app.intents)</w:t>
+      </w:r>
+    </w:p>
+    <w:p>
+      <w:pPr>
+        <w:shd w:fill="F3F3F3" w:color="auto" w:val="clear"/>
+        <w:spacing w:after="0" w:before="0" w:line="260"/>
+        <w:ind w:left="120" w:right="120"/>
+      </w:pPr>
+      <w:r>
+        <w:rPr>
+          <w:rFonts w:ascii="Menlo" w:cs="Menlo" w:eastAsia="Menlo" w:hAnsi="Menlo"/>
+          <w:sz w:val="17"/>
+          <w:szCs w:val="17"/>
+        </w:rPr>
+        <w:t xml:space="preserve">let tools = myTools.adding([AssistantProfile.app.handoffTool])</w:t>
+      </w:r>
+    </w:p>
+    <w:p>
+      <w:pPr>
+        <w:shd w:fill="F3F3F3" w:color="auto" w:val="clear"/>
+        <w:spacing w:after="0" w:before="0" w:line="260"/>
+        <w:ind w:left="120" w:right="120"/>
+      </w:pPr>
+      <w:r>
+        <w:rPr>
+          <w:rFonts w:ascii="Menlo" w:cs="Menlo" w:eastAsia="Menlo" w:hAnsi="Menlo"/>
+          <w:sz w:val="17"/>
+          <w:szCs w:val="17"/>
+        </w:rPr>
+        <w:t xml:space="preserve">let loop = LocalToolLoop(</w:t>
+      </w:r>
+    </w:p>
+    <w:p>
+      <w:pPr>
+        <w:shd w:fill="F3F3F3" w:color="auto" w:val="clear"/>
+        <w:spacing w:after="0" w:before="0" w:line="260"/>
+        <w:ind w:left="120" w:right="120"/>
+      </w:pPr>
+      <w:r>
+        <w:rPr>
+          <w:rFonts w:ascii="Menlo" w:cs="Menlo" w:eastAsia="Menlo" w:hAnsi="Menlo"/>
+          <w:sz w:val="17"/>
+          <w:szCs w:val="17"/>
+        </w:rPr>
+        <w:t xml:space="preserve">    engine: engine,</w:t>
+      </w:r>
+    </w:p>
+    <w:p>
+      <w:pPr>
+        <w:shd w:fill="F3F3F3" w:color="auto" w:val="clear"/>
+        <w:spacing w:after="0" w:before="0" w:line="260"/>
+        <w:ind w:left="120" w:right="120"/>
+      </w:pPr>
+      <w:r>
+        <w:rPr>
+          <w:rFonts w:ascii="Menlo" w:cs="Menlo" w:eastAsia="Menlo" w:hAnsi="Menlo"/>
+          <w:sz w:val="17"/>
+          <w:szCs w:val="17"/>
+        </w:rPr>
+        <w:t xml:space="preserve">    executor: ToolRunner(registry: tools, lenientInput: true),</w:t>
+      </w:r>
+    </w:p>
+    <w:p>
+      <w:pPr>
+        <w:shd w:fill="F3F3F3" w:color="auto" w:val="clear"/>
+        <w:spacing w:after="0" w:before="0" w:line="260"/>
+        <w:ind w:left="120" w:right="120"/>
+      </w:pPr>
+      <w:r>
+        <w:rPr>
+          <w:rFonts w:ascii="Menlo" w:cs="Menlo" w:eastAsia="Menlo" w:hAnsi="Menlo"/>
+          <w:sz w:val="17"/>
+          <w:szCs w:val="17"/>
+        </w:rPr>
+        <w:t xml:space="preserve">    handoffAvailable: true, isOnline: { online },</w:t>
+      </w:r>
+    </w:p>
+    <w:p>
+      <w:pPr>
+        <w:shd w:fill="F3F3F3" w:color="auto" w:val="clear"/>
+        <w:spacing w:after="160" w:before="0" w:line="260"/>
+        <w:ind w:left="120" w:right="120"/>
+      </w:pPr>
+      <w:r>
+        <w:rPr>
+          <w:rFonts w:ascii="Menlo" w:cs="Menlo" w:eastAsia="Menlo" w:hAnsi="Menlo"/>
+          <w:sz w:val="17"/>
+          <w:szCs w:val="17"/>
+        </w:rPr>
+        <w:t xml:space="preserve">    toolContext: { ToolContext() }, profile: .app)</w:t>
+      </w:r>
+    </w:p>
+    <w:tbl>
+      <w:tblPr>
+        <w:tblW w:type="dxa" w:w="9026"/>
+        <w:tblBorders>
+          <w:top w:val="single" w:color="BFBFBF" w:sz="4"/>
+          <w:left w:val="single" w:color="BFBFBF" w:sz="4"/>
+          <w:bottom w:val="single" w:color="BFBFBF" w:sz="4"/>
+          <w:right w:val="single" w:color="BFBFBF" w:sz="4"/>
+          <w:insideH w:val="single" w:color="BFBFBF" w:sz="4"/>
+          <w:insideV w:val="single" w:color="BFBFBF" w:sz="4"/>
+        </w:tblBorders>
+        <w:tblLayout w:type="fixed"/>
+      </w:tblPr>
+      <w:tblGrid>
+        <w:gridCol w:w="2400"/>
+        <w:gridCol w:w="4626"/>
+        <w:gridCol w:w="2000"/>
+      </w:tblGrid>
+      <w:tr>
+        <w:trPr>
+          <w:tblHeader/>
+        </w:trPr>
+        <w:tc>
+          <w:tcPr>
+            <w:tcW w:type="dxa" w:w="2400"/>
+            <w:shd w:fill="D9E2F3" w:color="auto" w:val="clear"/>
+            <w:tcMar>
+              <w:top w:type="dxa" w:w="60"/>
+              <w:left w:type="dxa" w:w="100"/>
+              <w:bottom w:type="dxa" w:w="60"/>
+              <w:right w:type="dxa" w:w="100"/>
+            </w:tcMar>
+            <w:vAlign w:val="top"/>
+          </w:tcPr>
+          <w:p>
+            <w:pPr>
+              <w:spacing w:after="20"/>
+            </w:pPr>
+            <w:r>
+              <w:rPr>
+                <w:b/>
+                <w:bCs/>
+                <w:sz w:val="18"/>
+                <w:szCs w:val="18"/>
+              </w:rPr>
+              <w:t xml:space="preserve">Field</w:t>
+            </w:r>
+          </w:p>
+        </w:tc>
+        <w:tc>
+          <w:tcPr>
+            <w:tcW w:type="dxa" w:w="4626"/>
+            <w:shd w:fill="D9E2F3" w:color="auto" w:val="clear"/>
+            <w:tcMar>
+              <w:top w:type="dxa" w:w="60"/>
+              <w:left w:type="dxa" w:w="100"/>
+              <w:bottom w:type="dxa" w:w="60"/>
+              <w:right w:type="dxa" w:w="100"/>
+            </w:tcMar>
+            <w:vAlign w:val="top"/>
+          </w:tcPr>
+          <w:p>
+            <w:pPr>
+              <w:spacing w:after="20"/>
+            </w:pPr>
+            <w:r>
+              <w:rPr>
+                <w:b/>
+                <w:bCs/>
+                <w:sz w:val="18"/>
+                <w:szCs w:val="18"/>
+              </w:rPr>
+              <w:t xml:space="preserve">What it does</w:t>
+            </w:r>
+          </w:p>
+        </w:tc>
+        <w:tc>
+          <w:tcPr>
+            <w:tcW w:type="dxa" w:w="2000"/>
+            <w:shd w:fill="D9E2F3" w:color="auto" w:val="clear"/>
+            <w:tcMar>
+              <w:top w:type="dxa" w:w="60"/>
+              <w:left w:type="dxa" w:w="100"/>
+              <w:bottom w:type="dxa" w:w="60"/>
+              <w:right w:type="dxa" w:w="100"/>
+            </w:tcMar>
+            <w:vAlign w:val="top"/>
+          </w:tcPr>
+          <w:p>
+            <w:pPr>
+              <w:spacing w:after="20"/>
+            </w:pPr>
+            <w:r>
+              <w:rPr>
+                <w:b/>
+                <w:bCs/>
+                <w:sz w:val="18"/>
+                <w:szCs w:val="18"/>
+              </w:rPr>
+              <w:t xml:space="preserve">Default</w:t>
+            </w:r>
+          </w:p>
+        </w:tc>
+      </w:tr>
+      <w:tr>
+        <w:trPr>
+          <w:cantSplit/>
+        </w:trPr>
+        <w:tc>
+          <w:tcPr>
+            <w:tcW w:type="dxa" w:w="2400"/>
+            <w:tcMar>
+              <w:top w:type="dxa" w:w="60"/>
+              <w:left w:type="dxa" w:w="100"/>
+              <w:bottom w:type="dxa" w:w="60"/>
+              <w:right w:type="dxa" w:w="100"/>
+            </w:tcMar>
+            <w:vAlign w:val="top"/>
+          </w:tcPr>
+          <w:p>
+            <w:pPr>
+              <w:spacing w:after="20"/>
+            </w:pPr>
+            <w:r>
+              <w:rPr>
+                <w:rFonts w:ascii="Menlo" w:cs="Menlo" w:eastAsia="Menlo" w:hAnsi="Menlo"/>
+                <w:sz w:val="16"/>
+                <w:szCs w:val="16"/>
+              </w:rPr>
+              <w:t xml:space="preserve">persona</w:t>
+            </w:r>
+          </w:p>
+        </w:tc>
+        <w:tc>
+          <w:tcPr>
+            <w:tcW w:type="dxa" w:w="4626"/>
+            <w:tcMar>
+              <w:top w:type="dxa" w:w="60"/>
+              <w:left w:type="dxa" w:w="100"/>
+              <w:bottom w:type="dxa" w:w="60"/>
+              <w:right w:type="dxa" w:w="100"/>
+            </w:tcMar>
+            <w:vAlign w:val="top"/>
+          </w:tcPr>
+          <w:p>
+            <w:pPr>
+              <w:spacing w:after="20"/>
+            </w:pPr>
+            <w:r>
+              <w:rPr>
+                <w:sz w:val="18"/>
+                <w:szCs w:val="18"/>
+              </w:rPr>
+              <w:t xml:space="preserve">The system prompt's first sentence, given the user's name</w:t>
+            </w:r>
+          </w:p>
+        </w:tc>
+        <w:tc>
+          <w:tcPr>
+            <w:tcW w:type="dxa" w:w="2000"/>
+            <w:tcMar>
+              <w:top w:type="dxa" w:w="60"/>
+              <w:left w:type="dxa" w:w="100"/>
+              <w:bottom w:type="dxa" w:w="60"/>
+              <w:right w:type="dxa" w:w="100"/>
+            </w:tcMar>
+            <w:vAlign w:val="top"/>
+          </w:tcPr>
+          <w:p>
+            <w:pPr>
+              <w:spacing w:after="20"/>
+            </w:pPr>
+            <w:r>
+              <w:rPr>
+                <w:sz w:val="18"/>
+                <w:szCs w:val="18"/>
+              </w:rPr>
+              <w:t xml:space="preserve">A warm, capable assistant</w:t>
+            </w:r>
+          </w:p>
+        </w:tc>
+      </w:tr>
+      <w:tr>
+        <w:trPr>
+          <w:cantSplit/>
+        </w:trPr>
+        <w:tc>
+          <w:tcPr>
+            <w:tcW w:type="dxa" w:w="2400"/>
+            <w:tcMar>
+              <w:top w:type="dxa" w:w="60"/>
+              <w:left w:type="dxa" w:w="100"/>
+              <w:bottom w:type="dxa" w:w="60"/>
+              <w:right w:type="dxa" w:w="100"/>
+            </w:tcMar>
+            <w:vAlign w:val="top"/>
+          </w:tcPr>
+          <w:p>
+            <w:pPr>
+              <w:spacing w:after="20"/>
+            </w:pPr>
+            <w:r>
+              <w:rPr>
+                <w:rFonts w:ascii="Menlo" w:cs="Menlo" w:eastAsia="Menlo" w:hAnsi="Menlo"/>
+                <w:sz w:val="16"/>
+                <w:szCs w:val="16"/>
+              </w:rPr>
+              <w:t xml:space="preserve">localToolHint</w:t>
+            </w:r>
+            <w:r>
+              <w:rPr>
+                <w:sz w:val="18"/>
+                <w:szCs w:val="18"/>
+              </w:rPr>
+              <w:t xml:space="preserve">, </w:t>
+            </w:r>
+            <w:r>
+              <w:rPr>
+                <w:rFonts w:ascii="Menlo" w:cs="Menlo" w:eastAsia="Menlo" w:hAnsi="Menlo"/>
+                <w:sz w:val="16"/>
+                <w:szCs w:val="16"/>
+              </w:rPr>
+              <w:t xml:space="preserve">localHandoffHint</w:t>
+            </w:r>
+          </w:p>
+        </w:tc>
+        <w:tc>
+          <w:tcPr>
+            <w:tcW w:type="dxa" w:w="4626"/>
+            <w:tcMar>
+              <w:top w:type="dxa" w:w="60"/>
+              <w:left w:type="dxa" w:w="100"/>
+              <w:bottom w:type="dxa" w:w="60"/>
+              <w:right w:type="dxa" w:w="100"/>
+            </w:tcMar>
+            <w:vAlign w:val="top"/>
+          </w:tcPr>
+          <w:p>
+            <w:pPr>
+              <w:spacing w:after="20"/>
+            </w:pPr>
+            <w:r>
+              <w:rPr>
+                <w:sz w:val="18"/>
+                <w:szCs w:val="18"/>
+              </w:rPr>
+              <w:t xml:space="preserve">The on-device model's lines about its tools and about handing off</w:t>
+            </w:r>
+          </w:p>
+        </w:tc>
+        <w:tc>
+          <w:tcPr>
+            <w:tcW w:type="dxa" w:w="2000"/>
+            <w:tcMar>
+              <w:top w:type="dxa" w:w="60"/>
+              <w:left w:type="dxa" w:w="100"/>
+              <w:bottom w:type="dxa" w:w="60"/>
+              <w:right w:type="dxa" w:w="100"/>
+            </w:tcMar>
+            <w:vAlign w:val="top"/>
+          </w:tcPr>
+          <w:p>
+            <w:pPr>
+              <w:spacing w:after="20"/>
+            </w:pPr>
+            <w:r>
+              <w:rPr>
+                <w:sz w:val="18"/>
+                <w:szCs w:val="18"/>
+              </w:rPr>
+              <w:t xml:space="preserve">Generic</w:t>
+            </w:r>
+          </w:p>
+        </w:tc>
+      </w:tr>
+      <w:tr>
+        <w:trPr>
+          <w:cantSplit/>
+        </w:trPr>
+        <w:tc>
+          <w:tcPr>
+            <w:tcW w:type="dxa" w:w="2400"/>
+            <w:tcMar>
+              <w:top w:type="dxa" w:w="60"/>
+              <w:left w:type="dxa" w:w="100"/>
+              <w:bottom w:type="dxa" w:w="60"/>
+              <w:right w:type="dxa" w:w="100"/>
+            </w:tcMar>
+            <w:vAlign w:val="top"/>
+          </w:tcPr>
+          <w:p>
+            <w:pPr>
+              <w:spacing w:after="20"/>
+            </w:pPr>
+            <w:r>
+              <w:rPr>
+                <w:rFonts w:ascii="Menlo" w:cs="Menlo" w:eastAsia="Menlo" w:hAnsi="Menlo"/>
+                <w:sz w:val="16"/>
+                <w:szCs w:val="16"/>
+              </w:rPr>
+              <w:t xml:space="preserve">handoffDescription</w:t>
+            </w:r>
+          </w:p>
+        </w:tc>
+        <w:tc>
+          <w:tcPr>
+            <w:tcW w:type="dxa" w:w="4626"/>
+            <w:tcMar>
+              <w:top w:type="dxa" w:w="60"/>
+              <w:left w:type="dxa" w:w="100"/>
+              <w:bottom w:type="dxa" w:w="60"/>
+              <w:right w:type="dxa" w:w="100"/>
+            </w:tcMar>
+            <w:vAlign w:val="top"/>
+          </w:tcPr>
+          <w:p>
+            <w:pPr>
+              <w:spacing w:after="20"/>
+            </w:pPr>
+            <w:r>
+              <w:rPr>
+                <w:sz w:val="18"/>
+                <w:szCs w:val="18"/>
+              </w:rPr>
+              <w:t xml:space="preserve">When the on-device model passes a request to the cloud; name requests your tools can't do</w:t>
+            </w:r>
+          </w:p>
+        </w:tc>
+        <w:tc>
+          <w:tcPr>
+            <w:tcW w:type="dxa" w:w="2000"/>
+            <w:tcMar>
+              <w:top w:type="dxa" w:w="60"/>
+              <w:left w:type="dxa" w:w="100"/>
+              <w:bottom w:type="dxa" w:w="60"/>
+              <w:right w:type="dxa" w:w="100"/>
+            </w:tcMar>
+            <w:vAlign w:val="top"/>
+          </w:tcPr>
+          <w:p>
+            <w:pPr>
+              <w:spacing w:after="20"/>
+            </w:pPr>
+            <w:r>
+              <w:rPr>
+                <w:sz w:val="18"/>
+                <w:szCs w:val="18"/>
+              </w:rPr>
+              <w:t xml:space="preserve">Generic</w:t>
+            </w:r>
+          </w:p>
+        </w:tc>
+      </w:tr>
+      <w:tr>
+        <w:trPr>
+          <w:cantSplit/>
+        </w:trPr>
+        <w:tc>
+          <w:tcPr>
+            <w:tcW w:type="dxa" w:w="2400"/>
+            <w:tcMar>
+              <w:top w:type="dxa" w:w="60"/>
+              <w:left w:type="dxa" w:w="100"/>
+              <w:bottom w:type="dxa" w:w="60"/>
+              <w:right w:type="dxa" w:w="100"/>
+            </w:tcMar>
+            <w:vAlign w:val="top"/>
+          </w:tcPr>
+          <w:p>
+            <w:pPr>
+              <w:spacing w:after="20"/>
+            </w:pPr>
+            <w:r>
+              <w:rPr>
+                <w:rFonts w:ascii="Menlo" w:cs="Menlo" w:eastAsia="Menlo" w:hAnsi="Menlo"/>
+                <w:sz w:val="16"/>
+                <w:szCs w:val="16"/>
+              </w:rPr>
+              <w:t xml:space="preserve">intents</w:t>
+            </w:r>
+          </w:p>
+        </w:tc>
+        <w:tc>
+          <w:tcPr>
+            <w:tcW w:type="dxa" w:w="4626"/>
+            <w:tcMar>
+              <w:top w:type="dxa" w:w="60"/>
+              <w:left w:type="dxa" w:w="100"/>
+              <w:bottom w:type="dxa" w:w="60"/>
+              <w:right w:type="dxa" w:w="100"/>
+            </w:tcMar>
+            <w:vAlign w:val="top"/>
+          </w:tcPr>
+          <w:p>
+            <w:pPr>
+              <w:spacing w:after="20"/>
+            </w:pPr>
+            <w:r>
+              <w:rPr>
+                <w:sz w:val="18"/>
+                <w:szCs w:val="18"/>
+              </w:rPr>
+              <w:t xml:space="preserve">Routing hints: action phrases (which also switch on the on-device claim guard), and replaceable fresh-facts, depth and complex tables</w:t>
+            </w:r>
+          </w:p>
+        </w:tc>
+        <w:tc>
+          <w:tcPr>
+            <w:tcW w:type="dxa" w:w="2000"/>
+            <w:tcMar>
+              <w:top w:type="dxa" w:w="60"/>
+              <w:left w:type="dxa" w:w="100"/>
+              <w:bottom w:type="dxa" w:w="60"/>
+              <w:right w:type="dxa" w:w="100"/>
+            </w:tcMar>
+            <w:vAlign w:val="top"/>
+          </w:tcPr>
+          <w:p>
+            <w:pPr>
+              <w:spacing w:after="20"/>
+            </w:pPr>
+            <w:r>
+              <w:rPr>
+                <w:sz w:val="18"/>
+                <w:szCs w:val="18"/>
+              </w:rPr>
+              <w:t xml:space="preserve">No action phrases</w:t>
+            </w:r>
+          </w:p>
+        </w:tc>
+      </w:tr>
+      <w:tr>
+        <w:trPr>
+          <w:cantSplit/>
+        </w:trPr>
+        <w:tc>
+          <w:tcPr>
+            <w:tcW w:type="dxa" w:w="2400"/>
+            <w:tcMar>
+              <w:top w:type="dxa" w:w="60"/>
+              <w:left w:type="dxa" w:w="100"/>
+              <w:bottom w:type="dxa" w:w="60"/>
+              <w:right w:type="dxa" w:w="100"/>
+            </w:tcMar>
+            <w:vAlign w:val="top"/>
+          </w:tcPr>
+          <w:p>
+            <w:pPr>
+              <w:spacing w:after="20"/>
+            </w:pPr>
+            <w:r>
+              <w:rPr>
+                <w:rFonts w:ascii="Menlo" w:cs="Menlo" w:eastAsia="Menlo" w:hAnsi="Menlo"/>
+                <w:sz w:val="16"/>
+                <w:szCs w:val="16"/>
+              </w:rPr>
+              <w:t xml:space="preserve">claims</w:t>
+            </w:r>
+          </w:p>
+        </w:tc>
+        <w:tc>
+          <w:tcPr>
+            <w:tcW w:type="dxa" w:w="4626"/>
+            <w:tcMar>
+              <w:top w:type="dxa" w:w="60"/>
+              <w:left w:type="dxa" w:w="100"/>
+              <w:bottom w:type="dxa" w:w="60"/>
+              <w:right w:type="dxa" w:w="100"/>
+            </w:tcMar>
+            <w:vAlign w:val="top"/>
+          </w:tcPr>
+          <w:p>
+            <w:pPr>
+              <w:spacing w:after="20"/>
+            </w:pPr>
+            <w:r>
+              <w:rPr>
+                <w:sz w:val="18"/>
+                <w:szCs w:val="18"/>
+              </w:rPr>
+              <w:t xml:space="preserve">What a reply that claims an action sounds like (nouns, participles, phrases)</w:t>
+            </w:r>
+          </w:p>
+        </w:tc>
+        <w:tc>
+          <w:tcPr>
+            <w:tcW w:type="dxa" w:w="2000"/>
+            <w:tcMar>
+              <w:top w:type="dxa" w:w="60"/>
+              <w:left w:type="dxa" w:w="100"/>
+              <w:bottom w:type="dxa" w:w="60"/>
+              <w:right w:type="dxa" w:w="100"/>
+            </w:tcMar>
+            <w:vAlign w:val="top"/>
+          </w:tcPr>
+          <w:p>
+            <w:pPr>
+              <w:spacing w:after="20"/>
+            </w:pPr>
+            <w:r>
+              <w:rPr>
+                <w:sz w:val="18"/>
+                <w:szCs w:val="18"/>
+              </w:rPr>
+              <w:t xml:space="preserve">Generic English and Chinese</w:t>
+            </w:r>
+          </w:p>
+        </w:tc>
+      </w:tr>
+      <w:tr>
+        <w:trPr>
+          <w:cantSplit/>
+        </w:trPr>
+        <w:tc>
+          <w:tcPr>
+            <w:tcW w:type="dxa" w:w="2400"/>
+            <w:tcMar>
+              <w:top w:type="dxa" w:w="60"/>
+              <w:left w:type="dxa" w:w="100"/>
+              <w:bottom w:type="dxa" w:w="60"/>
+              <w:right w:type="dxa" w:w="100"/>
+            </w:tcMar>
+            <w:vAlign w:val="top"/>
+          </w:tcPr>
+          <w:p>
+            <w:pPr>
+              <w:spacing w:after="20"/>
+            </w:pPr>
+            <w:r>
+              <w:rPr>
+                <w:rFonts w:ascii="Menlo" w:cs="Menlo" w:eastAsia="Menlo" w:hAnsi="Menlo"/>
+                <w:sz w:val="16"/>
+                <w:szCs w:val="16"/>
+              </w:rPr>
+              <w:t xml:space="preserve">contextLookups</w:t>
+            </w:r>
+          </w:p>
+        </w:tc>
+        <w:tc>
+          <w:tcPr>
+            <w:tcW w:type="dxa" w:w="4626"/>
+            <w:tcMar>
+              <w:top w:type="dxa" w:w="60"/>
+              <w:left w:type="dxa" w:w="100"/>
+              <w:bottom w:type="dxa" w:w="60"/>
+              <w:right w:type="dxa" w:w="100"/>
+            </w:tcMar>
+            <w:vAlign w:val="top"/>
+          </w:tcPr>
+          <w:p>
+            <w:pPr>
+              <w:spacing w:after="20"/>
+            </w:pPr>
+            <w:r>
+              <w:rPr>
+                <w:sz w:val="18"/>
+                <w:szCs w:val="18"/>
+              </w:rPr>
+              <w:t xml:space="preserve">Tools that only gather context before an action, such as reading the time</w:t>
+            </w:r>
+          </w:p>
+        </w:tc>
+        <w:tc>
+          <w:tcPr>
+            <w:tcW w:type="dxa" w:w="2000"/>
+            <w:tcMar>
+              <w:top w:type="dxa" w:w="60"/>
+              <w:left w:type="dxa" w:w="100"/>
+              <w:bottom w:type="dxa" w:w="60"/>
+              <w:right w:type="dxa" w:w="100"/>
+            </w:tcMar>
+            <w:vAlign w:val="top"/>
+          </w:tcPr>
+          <w:p>
+            <w:pPr>
+              <w:spacing w:after="20"/>
+            </w:pPr>
+            <w:r>
+              <w:rPr>
+                <w:sz w:val="18"/>
+                <w:szCs w:val="18"/>
+              </w:rPr>
+              <w:t xml:space="preserve">None</w:t>
+            </w:r>
+          </w:p>
+        </w:tc>
+      </w:tr>
+      <w:tr>
+        <w:trPr>
+          <w:cantSplit/>
+        </w:trPr>
+        <w:tc>
+          <w:tcPr>
+            <w:tcW w:type="dxa" w:w="2400"/>
+            <w:tcMar>
+              <w:top w:type="dxa" w:w="60"/>
+              <w:left w:type="dxa" w:w="100"/>
+              <w:bottom w:type="dxa" w:w="60"/>
+              <w:right w:type="dxa" w:w="100"/>
+            </w:tcMar>
+            <w:vAlign w:val="top"/>
+          </w:tcPr>
+          <w:p>
+            <w:pPr>
+              <w:spacing w:after="20"/>
+            </w:pPr>
+            <w:r>
+              <w:rPr>
+                <w:rFonts w:ascii="Menlo" w:cs="Menlo" w:eastAsia="Menlo" w:hAnsi="Menlo"/>
+                <w:sz w:val="16"/>
+                <w:szCs w:val="16"/>
+              </w:rPr>
+              <w:t xml:space="preserve">callGuard</w:t>
+            </w:r>
+          </w:p>
+        </w:tc>
+        <w:tc>
+          <w:tcPr>
+            <w:tcW w:type="dxa" w:w="4626"/>
+            <w:tcMar>
+              <w:top w:type="dxa" w:w="60"/>
+              <w:left w:type="dxa" w:w="100"/>
+              <w:bottom w:type="dxa" w:w="60"/>
+              <w:right w:type="dxa" w:w="100"/>
+            </w:tcMar>
+            <w:vAlign w:val="top"/>
+          </w:tcPr>
+          <w:p>
+            <w:pPr>
+              <w:spacing w:after="20"/>
+            </w:pPr>
+            <w:r>
+              <w:rPr>
+                <w:sz w:val="18"/>
+                <w:szCs w:val="18"/>
+              </w:rPr>
+              <w:t xml:space="preserve">Checks each on-device tool call against the user's words before it runs</w:t>
+            </w:r>
+          </w:p>
+        </w:tc>
+        <w:tc>
+          <w:tcPr>
+            <w:tcW w:type="dxa" w:w="2000"/>
+            <w:tcMar>
+              <w:top w:type="dxa" w:w="60"/>
+              <w:left w:type="dxa" w:w="100"/>
+              <w:bottom w:type="dxa" w:w="60"/>
+              <w:right w:type="dxa" w:w="100"/>
+            </w:tcMar>
+            <w:vAlign w:val="top"/>
+          </w:tcPr>
+          <w:p>
+            <w:pPr>
+              <w:spacing w:after="20"/>
+            </w:pPr>
+            <w:r>
+              <w:rPr>
+                <w:sz w:val="18"/>
+                <w:szCs w:val="18"/>
+              </w:rPr>
+              <w:t xml:space="preserve">Lets every call run</w:t>
+            </w:r>
+          </w:p>
+        </w:tc>
+      </w:tr>
+    </w:tbl>
+    <w:p>
+      <w:pPr>
+        <w:spacing w:after="60"/>
+      </w:pPr>
+    </w:p>
+    <w:p>
+      <w:pPr>
+        <w:spacing w:after="120"/>
+      </w:pPr>
+      <w:r>
+        <w:t xml:space="preserve">Pass the same profile everywhere: Claude's prompt cache and the prewarmed on-device prefix only hit when every prompt comes from it. The rules after the persona (spoken and typed replies, brevity, the tool cue) stay shared </w:t>
+      </w:r>
+      <w:r>
+        <w:rPr>
+          <w:rFonts w:ascii="Menlo" w:cs="Menlo" w:eastAsia="Menlo" w:hAnsi="Menlo"/>
+          <w:sz w:val="19"/>
+          <w:szCs w:val="19"/>
+        </w:rPr>
+        <w:t xml:space="preserve">PromptBuilder</w:t>
+      </w:r>
+      <w:r>
+        <w:t xml:space="preserve"> text. To measure your tools on a phone, define a tool-call scenario with stand-in results, as </w:t>
+      </w:r>
+      <w:r>
+        <w:rPr>
+          <w:rFonts w:ascii="Menlo" w:cs="Menlo" w:eastAsia="Menlo" w:hAnsi="Menlo"/>
+          <w:sz w:val="19"/>
+          <w:szCs w:val="19"/>
+        </w:rPr>
+        <w:t xml:space="preserve">AlvinProfile/ToolBenchmark.swift</w:t>
+      </w:r>
+      <w:r>
+        <w:t xml:space="preserve"> does, and list it after </w:t>
+      </w:r>
+      <w:r>
+        <w:rPr>
+          <w:rFonts w:ascii="Menlo" w:cs="Menlo" w:eastAsia="Menlo" w:hAnsi="Menlo"/>
+          <w:sz w:val="19"/>
+          <w:szCs w:val="19"/>
+        </w:rPr>
+        <w:t xml:space="preserve">LocalBenchmark.scenarios</w:t>
+      </w:r>
+      <w:r>
+        <w:t xml:space="preserve">; the screen that plays it is app code (</w:t>
+      </w:r>
+      <w:r>
+        <w:rPr>
+          <w:rFonts w:ascii="Menlo" w:cs="Menlo" w:eastAsia="Menlo" w:hAnsi="Menlo"/>
+          <w:sz w:val="19"/>
+          <w:szCs w:val="19"/>
+        </w:rPr>
+        <w:t xml:space="preserve">LocalBenchmarkView</w:t>
+      </w:r>
+      <w:r>
+        <w:t xml:space="preserve">), so copy and adapt it.</w:t>
+      </w:r>
+    </w:p>
+    <w:p>
+      <w:pPr>
+        <w:pStyle w:val="Heading2"/>
+      </w:pPr>
+      <w:r>
+        <w:t xml:space="preserve">12.7 Checklist for the new app</w:t>
       </w:r>
     </w:p>
     <w:tbl>
@@ -25290,7 +27065,7 @@
                 <w:sz w:val="18"/>
                 <w:szCs w:val="18"/>
               </w:rPr>
-              <w:t xml:space="preserve">PrivacyInfo.xcprivacy (system boot time, UserDefaults, file timestamps)</w:t>
+              <w:t xml:space="preserve">PrivacyInfo.xcprivacy (system boot time, UserDefaults, file timestamps, disk space)</w:t>
             </w:r>
           </w:p>
         </w:tc>
@@ -25396,7 +27171,22 @@
                 <w:sz w:val="18"/>
                 <w:szCs w:val="18"/>
               </w:rPr>
-              <w:t xml:space="preserve">Your own system prompt, strings and language tables</w:t>
+              <w:t xml:space="preserve">Your own </w:t>
+            </w:r>
+            <w:r>
+              <w:rPr>
+                <w:rFonts w:ascii="Menlo" w:cs="Menlo" w:eastAsia="Menlo" w:hAnsi="Menlo"/>
+                <w:sz w:val="16"/>
+                <w:szCs w:val="16"/>
+              </w:rPr>
+              <w:t xml:space="preserve">AssistantProfile</w:t>
+            </w:r>
+            <w:r>
+              <w:rPr>
+                <w:sz w:val="18"/>
+                <w:szCs w:val="18"/>
+              </w:rPr>
+              <w:t xml:space="preserve"> and user-facing strings</w:t>
             </w:r>
           </w:p>
         </w:tc>
@@ -25705,19 +27495,7 @@
                 <w:sz w:val="18"/>
                 <w:szCs w:val="18"/>
               </w:rPr>
-              <w:t xml:space="preserve">- add a privacy manifest</w:t>
-            </w:r>
-          </w:p>
-          <w:p>
-            <w:pPr>
-              <w:spacing w:after="20"/>
-            </w:pPr>
-            <w:r>
-              <w:rPr>
-                <w:sz w:val="18"/>
-                <w:szCs w:val="18"/>
-              </w:rPr>
-              <w:t xml:space="preserve">- fix the stale </w:t>
+              <w:t xml:space="preserve">- remove the transcript </w:t>
             </w:r>
             <w:r>
               <w:rPr>
@@ -25725,26 +27503,24 @@
                 <w:sz w:val="16"/>
                 <w:szCs w:val="16"/>
               </w:rPr>
-              <w:t xml:space="preserve">LocalEngine/​Package.swift</w:t>
-            </w:r>
-            <w:r>
-              <w:rPr>
-                <w:sz w:val="18"/>
-                <w:szCs w:val="18"/>
-              </w:rPr>
-              <w:t xml:space="preserve"> comment</w:t>
-            </w:r>
-          </w:p>
-          <w:p>
-            <w:pPr>
-              <w:spacing w:after="20"/>
-            </w:pPr>
-            <w:r>
-              <w:rPr>
-                <w:sz w:val="18"/>
-                <w:szCs w:val="18"/>
-              </w:rPr>
-              <w:t xml:space="preserve">- remove the transcript </w:t>
+              <w:t xml:space="preserve">print</w:t>
+            </w:r>
+          </w:p>
+          <w:p>
+            <w:pPr>
+              <w:spacing w:after="20"/>
+            </w:pPr>
+          </w:p>
+          <w:p>
+            <w:pPr>
+              <w:spacing w:after="20"/>
+            </w:pPr>
+            <w:r>
+              <w:rPr>
+                <w:sz w:val="18"/>
+                <w:szCs w:val="18"/>
+              </w:rPr>
+              <w:t xml:space="preserve">Done: the privacy manifest, the </w:t>
             </w:r>
             <w:r>
               <w:rPr>
@@ -25752,7 +27528,14 @@
                 <w:sz w:val="16"/>
                 <w:szCs w:val="16"/>
               </w:rPr>
-              <w:t xml:space="preserve">print</w:t>
+              <w:t xml:space="preserve">LocalEngine/​Package.swift</w:t>
+            </w:r>
+            <w:r>
+              <w:rPr>
+                <w:sz w:val="18"/>
+                <w:szCs w:val="18"/>
+              </w:rPr>
+              <w:t xml:space="preserve"> comment</w:t>
             </w:r>
           </w:p>
         </w:tc>
@@ -25776,7 +27559,7 @@
                 <w:sz w:val="18"/>
                 <w:szCs w:val="18"/>
               </w:rPr>
-              <w:t xml:space="preserve">S (half a day)</w:t>
+              <w:t xml:space="preserve">S (an hour)</w:t>
             </w:r>
           </w:p>
         </w:tc>
@@ -25954,19 +27737,7 @@
                 <w:sz w:val="18"/>
                 <w:szCs w:val="18"/>
               </w:rPr>
-              <w:t xml:space="preserve">Small AssistantKit fixes:</w:t>
-            </w:r>
-          </w:p>
-          <w:p>
-            <w:pPr>
-              <w:spacing w:after="20"/>
-            </w:pPr>
-            <w:r>
-              <w:rPr>
-                <w:sz w:val="18"/>
-                <w:szCs w:val="18"/>
-              </w:rPr>
-              <w:t xml:space="preserve">- move </w:t>
+              <w:t xml:space="preserve">Small AssistantKit fix: move </w:t>
             </w:r>
             <w:r>
               <w:rPr>
@@ -26003,24 +27774,17 @@
             <w:pPr>
               <w:spacing w:after="20"/>
             </w:pPr>
-            <w:r>
-              <w:rPr>
-                <w:sz w:val="18"/>
-                <w:szCs w:val="18"/>
-              </w:rPr>
-              <w:t xml:space="preserve">- make the phrase tables injectable</w:t>
-            </w:r>
-          </w:p>
-          <w:p>
-            <w:pPr>
-              <w:spacing w:after="20"/>
-            </w:pPr>
-            <w:r>
-              <w:rPr>
-                <w:sz w:val="18"/>
-                <w:szCs w:val="18"/>
-              </w:rPr>
-              <w:t xml:space="preserve">- move the persona out of </w:t>
+          </w:p>
+          <w:p>
+            <w:pPr>
+              <w:spacing w:after="20"/>
+            </w:pPr>
+            <w:r>
+              <w:rPr>
+                <w:sz w:val="18"/>
+                <w:szCs w:val="18"/>
+              </w:rPr>
+              <w:t xml:space="preserve">Done: the persona, phrase tables, claim nouns, guards and tool benchmark come from a per-app </w:t>
             </w:r>
             <w:r>
               <w:rPr>
@@ -26028,7 +27792,7 @@
                 <w:sz w:val="16"/>
                 <w:szCs w:val="16"/>
               </w:rPr>
-              <w:t xml:space="preserve">PromptBuilder</w:t>
+              <w:t xml:space="preserve">AssistantProfile</w:t>
             </w:r>
           </w:p>
         </w:tc>
@@ -26052,7 +27816,7 @@
                 <w:sz w:val="18"/>
                 <w:szCs w:val="18"/>
               </w:rPr>
-              <w:t xml:space="preserve">S–M (1–2 days)</w:t>
+              <w:t xml:space="preserve">S (½ day)</w:t>
             </w:r>
           </w:p>
         </w:tc>
@@ -26076,7 +27840,7 @@
                 <w:sz w:val="18"/>
                 <w:szCs w:val="18"/>
               </w:rPr>
-              <w:t xml:space="preserve">Other apps localize and customize without forking</w:t>
+              <w:t xml:space="preserve">Other apps customize without forking</w:t>
             </w:r>
           </w:p>
         </w:tc>
@@ -27216,10 +28980,26 @@
             </w:pPr>
             <w:r>
               <w:rPr>
-                <w:sz w:val="18"/>
-                <w:szCs w:val="18"/>
-              </w:rPr>
-              <w:t xml:space="preserve">No privacy manifest</w:t>
+                <w:rFonts w:ascii="Menlo" w:cs="Menlo" w:eastAsia="Menlo" w:hAnsi="Menlo"/>
+                <w:sz w:val="16"/>
+                <w:szCs w:val="16"/>
+              </w:rPr>
+              <w:t xml:space="preserve">EngineHooks</w:t>
+            </w:r>
+            <w:r>
+              <w:rPr>
+                <w:sz w:val="18"/>
+                <w:szCs w:val="18"/>
+              </w:rPr>
+              <w:t xml:space="preserve"> default </w:t>
+            </w:r>
+            <w:r>
+              <w:rPr>
+                <w:rFonts w:ascii="Menlo" w:cs="Menlo" w:eastAsia="Menlo" w:hAnsi="Menlo"/>
+                <w:sz w:val="16"/>
+                <w:szCs w:val="16"/>
+              </w:rPr>
+              <w:t xml:space="preserve">.alwaysAllowed</w:t>
             </w:r>
           </w:p>
         </w:tc>
@@ -27243,7 +29023,7 @@
                 <w:sz w:val="18"/>
                 <w:szCs w:val="18"/>
               </w:rPr>
-              <w:t xml:space="preserve">App Store rejection risk for this app and any reusing app</w:t>
+              <w:t xml:space="preserve">App killed if backgrounded mid-reply</w:t>
             </w:r>
           </w:p>
         </w:tc>
@@ -27267,7 +29047,7 @@
                 <w:sz w:val="18"/>
                 <w:szCs w:val="18"/>
               </w:rPr>
-              <w:t xml:space="preserve">Add PrivacyInfo.xcprivacy</w:t>
+              <w:t xml:space="preserve">Make hooks required</w:t>
             </w:r>
           </w:p>
         </w:tc>
@@ -27293,26 +29073,10 @@
             </w:pPr>
             <w:r>
               <w:rPr>
-                <w:rFonts w:ascii="Menlo" w:cs="Menlo" w:eastAsia="Menlo" w:hAnsi="Menlo"/>
-                <w:sz w:val="16"/>
-                <w:szCs w:val="16"/>
-              </w:rPr>
-              <w:t xml:space="preserve">EngineHooks</w:t>
-            </w:r>
-            <w:r>
-              <w:rPr>
-                <w:sz w:val="18"/>
-                <w:szCs w:val="18"/>
-              </w:rPr>
-              <w:t xml:space="preserve"> default </w:t>
-            </w:r>
-            <w:r>
-              <w:rPr>
-                <w:rFonts w:ascii="Menlo" w:cs="Menlo" w:eastAsia="Menlo" w:hAnsi="Menlo"/>
-                <w:sz w:val="16"/>
-                <w:szCs w:val="16"/>
-              </w:rPr>
-              <w:t xml:space="preserve">.alwaysAllowed</w:t>
+                <w:sz w:val="18"/>
+                <w:szCs w:val="18"/>
+              </w:rPr>
+              <w:t xml:space="preserve">Exact MLX pins and the HybridQwen35 fork</w:t>
             </w:r>
           </w:p>
         </w:tc>
@@ -27336,7 +29100,7 @@
                 <w:sz w:val="18"/>
                 <w:szCs w:val="18"/>
               </w:rPr>
-              <w:t xml:space="preserve">App killed if backgrounded mid-reply</w:t>
+              <w:t xml:space="preserve">Upgrades need a fork re-sync and GPU tests</w:t>
             </w:r>
           </w:p>
         </w:tc>
@@ -27360,7 +29124,7 @@
                 <w:sz w:val="18"/>
                 <w:szCs w:val="18"/>
               </w:rPr>
-              <w:t xml:space="preserve">Make hooks required</w:t>
+              <w:t xml:space="preserve">Keep pins; re-run local-engine.yml on every change</w:t>
             </w:r>
           </w:p>
         </w:tc>
@@ -27389,7 +29153,7 @@
                 <w:sz w:val="18"/>
                 <w:szCs w:val="18"/>
               </w:rPr>
-              <w:t xml:space="preserve">Exact MLX pins and the HybridQwen35 fork</w:t>
+              <w:t xml:space="preserve">Path dependency, no root manifest</w:t>
             </w:r>
           </w:p>
         </w:tc>
@@ -27413,7 +29177,7 @@
                 <w:sz w:val="18"/>
                 <w:szCs w:val="18"/>
               </w:rPr>
-              <w:t xml:space="preserve">Upgrades need a fork re-sync and GPU tests</w:t>
+              <w:t xml:space="preserve">Can't add by git URL</w:t>
             </w:r>
           </w:p>
         </w:tc>
@@ -27437,7 +29201,7 @@
                 <w:sz w:val="18"/>
                 <w:szCs w:val="18"/>
               </w:rPr>
-              <w:t xml:space="preserve">Keep pins; re-run local-engine.yml on every change</w:t>
+              <w:t xml:space="preserve">Submodule now; split repos later</w:t>
             </w:r>
           </w:p>
         </w:tc>
@@ -27466,7 +29230,7 @@
                 <w:sz w:val="18"/>
                 <w:szCs w:val="18"/>
               </w:rPr>
-              <w:t xml:space="preserve">Path dependency, no root manifest</w:t>
+              <w:t xml:space="preserve">No app tests</w:t>
             </w:r>
           </w:p>
         </w:tc>
@@ -27490,7 +29254,7 @@
                 <w:sz w:val="18"/>
                 <w:szCs w:val="18"/>
               </w:rPr>
-              <w:t xml:space="preserve">Can't add by git URL</w:t>
+              <w:t xml:space="preserve">Voice, host and tools regress silently</w:t>
             </w:r>
           </w:p>
         </w:tc>
@@ -27514,7 +29278,7 @@
                 <w:sz w:val="18"/>
                 <w:szCs w:val="18"/>
               </w:rPr>
-              <w:t xml:space="preserve">Submodule now; split repos later</w:t>
+              <w:t xml:space="preserve">Add tests when extracting packages</w:t>
             </w:r>
           </w:p>
         </w:tc>
@@ -27543,7 +29307,22 @@
                 <w:sz w:val="18"/>
                 <w:szCs w:val="18"/>
               </w:rPr>
-              <w:t xml:space="preserve">No app tests</w:t>
+              <w:t xml:space="preserve">Hugging Face downloads at revision </w:t>
+            </w:r>
+            <w:r>
+              <w:rPr>
+                <w:rFonts w:ascii="Menlo" w:cs="Menlo" w:eastAsia="Menlo" w:hAnsi="Menlo"/>
+                <w:sz w:val="16"/>
+                <w:szCs w:val="16"/>
+              </w:rPr>
+              <w:t xml:space="preserve">main</w:t>
+            </w:r>
+            <w:r>
+              <w:rPr>
+                <w:sz w:val="18"/>
+                <w:szCs w:val="18"/>
+              </w:rPr>
+              <w:t xml:space="preserve">, no checksum</w:t>
             </w:r>
           </w:p>
         </w:tc>
@@ -27567,7 +29346,7 @@
                 <w:sz w:val="18"/>
                 <w:szCs w:val="18"/>
               </w:rPr>
-              <w:t xml:space="preserve">Voice, host and tools regress silently</w:t>
+              <w:t xml:space="preserve">Weights or template can change under you</w:t>
             </w:r>
           </w:p>
         </w:tc>
@@ -27591,7 +29370,7 @@
                 <w:sz w:val="18"/>
                 <w:szCs w:val="18"/>
               </w:rPr>
-              <w:t xml:space="preserve">Add tests when extracting packages</w:t>
+              <w:t xml:space="preserve">Pin revisions in the catalog</w:t>
             </w:r>
           </w:p>
         </w:tc>
@@ -27620,22 +29399,7 @@
                 <w:sz w:val="18"/>
                 <w:szCs w:val="18"/>
               </w:rPr>
-              <w:t xml:space="preserve">Hugging Face downloads at revision </w:t>
-            </w:r>
-            <w:r>
-              <w:rPr>
-                <w:rFonts w:ascii="Menlo" w:cs="Menlo" w:eastAsia="Menlo" w:hAnsi="Menlo"/>
-                <w:sz w:val="16"/>
-                <w:szCs w:val="16"/>
-              </w:rPr>
-              <w:t xml:space="preserve">main</w:t>
-            </w:r>
-            <w:r>
-              <w:rPr>
-                <w:sz w:val="18"/>
-                <w:szCs w:val="18"/>
-              </w:rPr>
-              <w:t xml:space="preserve">, no checksum</w:t>
+              <w:t xml:space="preserve">Old model weights kept on a model switch</w:t>
             </w:r>
           </w:p>
         </w:tc>
@@ -27659,7 +29423,7 @@
                 <w:sz w:val="18"/>
                 <w:szCs w:val="18"/>
               </w:rPr>
-              <w:t xml:space="preserve">Weights or template can change under you</w:t>
+              <w:t xml:space="preserve">Storage grows by GBs</w:t>
             </w:r>
           </w:p>
         </w:tc>
@@ -27683,7 +29447,7 @@
                 <w:sz w:val="18"/>
                 <w:szCs w:val="18"/>
               </w:rPr>
-              <w:t xml:space="preserve">Pin revisions in the catalog</w:t>
+              <w:t xml:space="preserve">Settings › Delete downloaded models; delete on switch later</w:t>
             </w:r>
           </w:p>
         </w:tc>
@@ -27712,7 +29476,7 @@
                 <w:sz w:val="18"/>
                 <w:szCs w:val="18"/>
               </w:rPr>
-              <w:t xml:space="preserve">Old model weights never deleted</w:t>
+              <w:t xml:space="preserve">Keys on device; Keychain write status ignored</w:t>
             </w:r>
           </w:p>
         </w:tc>
@@ -27736,7 +29500,7 @@
                 <w:sz w:val="18"/>
                 <w:szCs w:val="18"/>
               </w:rPr>
-              <w:t xml:space="preserve">Storage grows by GBs</w:t>
+              <w:t xml:space="preserve">Unsafe for public apps; silent failures</w:t>
             </w:r>
           </w:p>
         </w:tc>
@@ -27760,7 +29524,7 @@
                 <w:sz w:val="18"/>
                 <w:szCs w:val="18"/>
               </w:rPr>
-              <w:t xml:space="preserve">Delete on model switch</w:t>
+              <w:t xml:space="preserve">Proxy for public apps; check OSStatus</w:t>
             </w:r>
           </w:p>
         </w:tc>
@@ -27789,7 +29553,7 @@
                 <w:sz w:val="18"/>
                 <w:szCs w:val="18"/>
               </w:rPr>
-              <w:t xml:space="preserve">Keys on device; Keychain write status ignored</w:t>
+              <w:t xml:space="preserve">Device tools off on the OpenAI-compatible route</w:t>
             </w:r>
           </w:p>
         </w:tc>
@@ -27813,7 +29577,7 @@
                 <w:sz w:val="18"/>
                 <w:szCs w:val="18"/>
               </w:rPr>
-              <w:t xml:space="preserve">Unsafe for public apps; silent failures</w:t>
+              <w:t xml:space="preserve">No reminders or calendar on your current setup</w:t>
             </w:r>
           </w:p>
         </w:tc>
@@ -27837,7 +29601,7 @@
                 <w:sz w:val="18"/>
                 <w:szCs w:val="18"/>
               </w:rPr>
-              <w:t xml:space="preserve">Proxy for public apps; check OSStatus</w:t>
+              <w:t xml:space="preserve">Add function calling to the OpenAI-compatible client</w:t>
             </w:r>
           </w:p>
         </w:tc>
@@ -27866,7 +29630,7 @@
                 <w:sz w:val="18"/>
                 <w:szCs w:val="18"/>
               </w:rPr>
-              <w:t xml:space="preserve">Device tools off on the OpenAI-compatible route</w:t>
+              <w:t xml:space="preserve">English/​Chinese-only heuristics, no localization</w:t>
             </w:r>
           </w:p>
         </w:tc>
@@ -27890,7 +29654,7 @@
                 <w:sz w:val="18"/>
                 <w:szCs w:val="18"/>
               </w:rPr>
-              <w:t xml:space="preserve">No reminders or calendar on your current setup</w:t>
+              <w:t xml:space="preserve">Weaker turn-taking and routing in other languages</w:t>
             </w:r>
           </w:p>
         </w:tc>
@@ -27914,84 +29678,7 @@
                 <w:sz w:val="18"/>
                 <w:szCs w:val="18"/>
               </w:rPr>
-              <w:t xml:space="preserve">Add function calling to the OpenAI-compatible client</w:t>
-            </w:r>
-          </w:p>
-        </w:tc>
-      </w:tr>
-      <w:tr>
-        <w:trPr>
-          <w:cantSplit/>
-        </w:trPr>
-        <w:tc>
-          <w:tcPr>
-            <w:tcW w:type="dxa" w:w="3000"/>
-            <w:tcMar>
-              <w:top w:type="dxa" w:w="60"/>
-              <w:left w:type="dxa" w:w="100"/>
-              <w:bottom w:type="dxa" w:w="60"/>
-              <w:right w:type="dxa" w:w="100"/>
-            </w:tcMar>
-            <w:vAlign w:val="top"/>
-          </w:tcPr>
-          <w:p>
-            <w:pPr>
-              <w:spacing w:after="20"/>
-            </w:pPr>
-            <w:r>
-              <w:rPr>
-                <w:sz w:val="18"/>
-                <w:szCs w:val="18"/>
-              </w:rPr>
-              <w:t xml:space="preserve">English/​Chinese-only heuristics, no localization</w:t>
-            </w:r>
-          </w:p>
-        </w:tc>
-        <w:tc>
-          <w:tcPr>
-            <w:tcW w:type="dxa" w:w="3026"/>
-            <w:tcMar>
-              <w:top w:type="dxa" w:w="60"/>
-              <w:left w:type="dxa" w:w="100"/>
-              <w:bottom w:type="dxa" w:w="60"/>
-              <w:right w:type="dxa" w:w="100"/>
-            </w:tcMar>
-            <w:vAlign w:val="top"/>
-          </w:tcPr>
-          <w:p>
-            <w:pPr>
-              <w:spacing w:after="20"/>
-            </w:pPr>
-            <w:r>
-              <w:rPr>
-                <w:sz w:val="18"/>
-                <w:szCs w:val="18"/>
-              </w:rPr>
-              <w:t xml:space="preserve">Weaker turn-taking and routing in other languages</w:t>
-            </w:r>
-          </w:p>
-        </w:tc>
-        <w:tc>
-          <w:tcPr>
-            <w:tcW w:type="dxa" w:w="3000"/>
-            <w:tcMar>
-              <w:top w:type="dxa" w:w="60"/>
-              <w:left w:type="dxa" w:w="100"/>
-              <w:bottom w:type="dxa" w:w="60"/>
-              <w:right w:type="dxa" w:w="100"/>
-            </w:tcMar>
-            <w:vAlign w:val="top"/>
-          </w:tcPr>
-          <w:p>
-            <w:pPr>
-              <w:spacing w:after="20"/>
-            </w:pPr>
-            <w:r>
-              <w:rPr>
-                <w:sz w:val="18"/>
-                <w:szCs w:val="18"/>
-              </w:rPr>
-              <w:t xml:space="preserve">Injectable tables; String Catalogs</w:t>
+              <w:t xml:space="preserve">Routing and claim tables per app (AssistantProfile); String Catalogs for the UI</w:t>
             </w:r>
           </w:p>
         </w:tc>
